--- a/greyvoth.com/public_html/Resume-Keith-Jeter-2026.docx
+++ b/greyvoth.com/public_html/Resume-Keith-Jeter-2026.docx
@@ -29,7 +29,7 @@
     <w:tbl>
       <w:tblPr>
         <w:tblStyle w:val="Table1"/>
-        <w:tblW w:w="10470.0" w:type="dxa"/>
+        <w:tblW w:w="10455.0" w:type="dxa"/>
         <w:jc w:val="left"/>
         <w:tblBorders>
           <w:top w:color="000000" w:space="0" w:sz="8" w:val="single"/>
@@ -44,11 +44,11 @@
       </w:tblPr>
       <w:tblGrid>
         <w:gridCol w:w="7170"/>
-        <w:gridCol w:w="3300"/>
+        <w:gridCol w:w="3285"/>
         <w:tblGridChange w:id="0">
           <w:tblGrid>
             <w:gridCol w:w="7170"/>
-            <w:gridCol w:w="3300"/>
+            <w:gridCol w:w="3285"/>
           </w:tblGrid>
         </w:tblGridChange>
       </w:tblGrid>
@@ -265,7 +265,7 @@
                   <w:u w:val="single"/>
                   <w:rtl w:val="0"/>
                 </w:rPr>
-                <w:t xml:space="preserve">galnova@gmail.com</w:t>
+                <w:t xml:space="preserve">keithhjeter@gmail.com</w:t>
               </w:r>
             </w:hyperlink>
             <w:r>
@@ -1490,7 +1490,7 @@
                 <w:color w:val="2079c7"/>
                 <w:rtl w:val="0"/>
               </w:rPr>
-              <w:t xml:space="preserve">PRODUCT AND UX</w:t>
+              <w:t xml:space="preserve">VISUAL AND BRAND DESIGN</w:t>
             </w:r>
             <w:r>
               <w:rPr>
@@ -1907,7 +1907,7 @@
                   <w:u w:val="single"/>
                   <w:rtl w:val="0"/>
                 </w:rPr>
-                <w:t xml:space="preserve">galnova@gmail.com</w:t>
+                <w:t xml:space="preserve">keithhjeter@gmail.com</w:t>
               </w:r>
             </w:hyperlink>
             <w:r>
@@ -2945,7 +2945,7 @@
                   <w:u w:val="single"/>
                   <w:rtl w:val="0"/>
                 </w:rPr>
-                <w:t xml:space="preserve">galnova@gmail.com</w:t>
+                <w:t xml:space="preserve">keithhjeter@gmail.com</w:t>
               </w:r>
             </w:hyperlink>
             <w:r>

--- a/greyvoth.com/public_html/Resume-Keith-Jeter-2026.docx
+++ b/greyvoth.com/public_html/Resume-Keith-Jeter-2026.docx
@@ -1638,7 +1638,7 @@
                 <w:color w:val="2079c7"/>
                 <w:rtl w:val="0"/>
               </w:rPr>
-              <w:t xml:space="preserve">AI &amp; WORKFLOW</w:t>
+              <w:t xml:space="preserve">DESIGN &amp; PRODUCTION</w:t>
             </w:r>
           </w:p>
           <w:p>
@@ -1659,6 +1659,9 @@
             <w:pPr>
               <w:rPr>
                 <w:rFonts w:ascii="Roboto" w:cs="Roboto" w:eastAsia="Roboto" w:hAnsi="Roboto"/>
+                <w:b w:val="1"/>
+                <w:bCs w:val="1"/>
+                <w:color w:val="2079c7"/>
               </w:rPr>
             </w:pPr>
             <w:r>
@@ -1668,40 +1671,10 @@
               </w:rPr>
               <w:t xml:space="preserve">Secure AI Implementation</w:t>
             </w:r>
-          </w:p>
-          <w:p>
-            <w:pPr>
-              <w:rPr>
-                <w:rFonts w:ascii="Roboto" w:cs="Roboto" w:eastAsia="Roboto" w:hAnsi="Roboto"/>
-              </w:rPr>
-            </w:pPr>
-            <w:r>
-              <w:rPr>
-                <w:rtl w:val="0"/>
-              </w:rPr>
-            </w:r>
-          </w:p>
-          <w:p>
-            <w:pPr>
-              <w:pStyle w:val="Subtitle"/>
-              <w:rPr>
-                <w:rFonts w:ascii="Roboto" w:cs="Roboto" w:eastAsia="Roboto" w:hAnsi="Roboto"/>
-                <w:b w:val="1"/>
-                <w:bCs w:val="1"/>
-                <w:color w:val="2079c7"/>
-              </w:rPr>
-            </w:pPr>
-            <w:bookmarkStart w:colFirst="0" w:colLast="0" w:name="_z532np64n2xt" w:id="14"/>
-            <w:bookmarkEnd w:id="14"/>
-            <w:r>
-              <w:rPr>
-                <w:rFonts w:ascii="Roboto" w:cs="Roboto" w:eastAsia="Roboto" w:hAnsi="Roboto"/>
-                <w:b w:val="1"/>
-                <w:bCs w:val="1"/>
-                <w:color w:val="2079c7"/>
-                <w:rtl w:val="0"/>
-              </w:rPr>
-              <w:t xml:space="preserve">AI &amp; WORKFLOW</w:t>
+            <w:r>
+              <w:rPr>
+                <w:rtl w:val="0"/>
+              </w:rPr>
             </w:r>
           </w:p>
           <w:p>
@@ -1840,6 +1813,34 @@
               <w:spacing w:before="0" w:line="276" w:lineRule="auto"/>
               <w:rPr>
                 <w:rFonts w:ascii="Roboto" w:cs="Roboto" w:eastAsia="Roboto" w:hAnsi="Roboto"/>
+              </w:rPr>
+            </w:pPr>
+            <w:r>
+              <w:rPr>
+                <w:rtl w:val="0"/>
+              </w:rPr>
+            </w:r>
+          </w:p>
+          <w:p>
+            <w:pPr>
+              <w:spacing w:before="0" w:line="276" w:lineRule="auto"/>
+              <w:rPr>
+                <w:rFonts w:ascii="Roboto" w:cs="Roboto" w:eastAsia="Roboto" w:hAnsi="Roboto"/>
+                <w:color w:val="000000"/>
+              </w:rPr>
+            </w:pPr>
+            <w:r>
+              <w:rPr>
+                <w:rtl w:val="0"/>
+              </w:rPr>
+            </w:r>
+          </w:p>
+          <w:p>
+            <w:pPr>
+              <w:spacing w:before="0" w:line="276" w:lineRule="auto"/>
+              <w:rPr>
+                <w:rFonts w:ascii="Roboto" w:cs="Roboto" w:eastAsia="Roboto" w:hAnsi="Roboto"/>
+                <w:color w:val="000000"/>
               </w:rPr>
             </w:pPr>
             <w:r>
@@ -2036,117 +2037,117 @@
                 <w:rFonts w:ascii="Roboto" w:cs="Roboto" w:eastAsia="Roboto" w:hAnsi="Roboto"/>
               </w:rPr>
             </w:pPr>
-            <w:bookmarkStart w:colFirst="0" w:colLast="0" w:name="_35h7yfiy4lgh" w:id="15"/>
+            <w:bookmarkStart w:colFirst="0" w:colLast="0" w:name="_35h7yfiy4lgh" w:id="14"/>
+            <w:bookmarkEnd w:id="14"/>
+            <w:r>
+              <w:rPr>
+                <w:rFonts w:ascii="Roboto" w:cs="Roboto" w:eastAsia="Roboto" w:hAnsi="Roboto"/>
+                <w:b w:val="1"/>
+                <w:bCs w:val="1"/>
+                <w:color w:val="2079c7"/>
+                <w:rtl w:val="0"/>
+              </w:rPr>
+              <w:t xml:space="preserve">TEAM ACCOMPLISHMENTS</w:t>
+            </w:r>
+            <w:r>
+              <w:rPr>
+                <w:rtl w:val="0"/>
+              </w:rPr>
+            </w:r>
+          </w:p>
+          <w:p>
+            <w:pPr>
+              <w:rPr>
+                <w:rFonts w:ascii="Roboto" w:cs="Roboto" w:eastAsia="Roboto" w:hAnsi="Roboto"/>
+              </w:rPr>
+            </w:pPr>
+            <w:r>
+              <w:rPr>
+                <w:rFonts w:ascii="Roboto" w:cs="Roboto" w:eastAsia="Roboto" w:hAnsi="Roboto"/>
+                <w:rtl w:val="0"/>
+              </w:rPr>
+              <w:t xml:space="preserve">Design System &amp; Pattern Library Creation</w:t>
+            </w:r>
+          </w:p>
+          <w:p>
+            <w:pPr>
+              <w:rPr>
+                <w:rFonts w:ascii="Roboto" w:cs="Roboto" w:eastAsia="Roboto" w:hAnsi="Roboto"/>
+              </w:rPr>
+            </w:pPr>
+            <w:r>
+              <w:rPr>
+                <w:rFonts w:ascii="Roboto" w:cs="Roboto" w:eastAsia="Roboto" w:hAnsi="Roboto"/>
+                <w:rtl w:val="0"/>
+              </w:rPr>
+              <w:t xml:space="preserve">Mobile App Redesign (Ionic)</w:t>
+            </w:r>
+          </w:p>
+          <w:p>
+            <w:pPr>
+              <w:rPr>
+                <w:rFonts w:ascii="Roboto" w:cs="Roboto" w:eastAsia="Roboto" w:hAnsi="Roboto"/>
+              </w:rPr>
+            </w:pPr>
+            <w:r>
+              <w:rPr>
+                <w:rFonts w:ascii="Roboto" w:cs="Roboto" w:eastAsia="Roboto" w:hAnsi="Roboto"/>
+                <w:rtl w:val="0"/>
+              </w:rPr>
+              <w:t xml:space="preserve">Member Portal Redesign</w:t>
+            </w:r>
+          </w:p>
+          <w:p>
+            <w:pPr>
+              <w:rPr>
+                <w:rFonts w:ascii="Roboto" w:cs="Roboto" w:eastAsia="Roboto" w:hAnsi="Roboto"/>
+              </w:rPr>
+            </w:pPr>
+            <w:r>
+              <w:rPr>
+                <w:rFonts w:ascii="Roboto" w:cs="Roboto" w:eastAsia="Roboto" w:hAnsi="Roboto"/>
+                <w:rtl w:val="0"/>
+              </w:rPr>
+              <w:t xml:space="preserve">Member Portal Virtual Assistant</w:t>
+            </w:r>
+          </w:p>
+          <w:p>
+            <w:pPr>
+              <w:rPr>
+                <w:rFonts w:ascii="Roboto" w:cs="Roboto" w:eastAsia="Roboto" w:hAnsi="Roboto"/>
+              </w:rPr>
+            </w:pPr>
+            <w:r>
+              <w:rPr>
+                <w:rFonts w:ascii="Roboto" w:cs="Roboto" w:eastAsia="Roboto" w:hAnsi="Roboto"/>
+                <w:rtl w:val="0"/>
+              </w:rPr>
+              <w:t xml:space="preserve">High-Fidelity Prototyping</w:t>
+            </w:r>
+          </w:p>
+          <w:p>
+            <w:pPr>
+              <w:rPr>
+                <w:rFonts w:ascii="Roboto" w:cs="Roboto" w:eastAsia="Roboto" w:hAnsi="Roboto"/>
+              </w:rPr>
+            </w:pPr>
+            <w:r>
+              <w:rPr>
+                <w:rFonts w:ascii="Roboto" w:cs="Roboto" w:eastAsia="Roboto" w:hAnsi="Roboto"/>
+                <w:rtl w:val="0"/>
+              </w:rPr>
+              <w:t xml:space="preserve">Front-End Optimization (CSS &amp; HTML)</w:t>
+            </w:r>
+          </w:p>
+          <w:p>
+            <w:pPr>
+              <w:pStyle w:val="Heading1"/>
+              <w:rPr>
+                <w:rFonts w:ascii="Roboto" w:cs="Roboto" w:eastAsia="Roboto" w:hAnsi="Roboto"/>
+              </w:rPr>
+            </w:pPr>
+            <w:bookmarkStart w:colFirst="0" w:colLast="0" w:name="_23ckvvd" w:id="15"/>
             <w:bookmarkEnd w:id="15"/>
-            <w:r>
-              <w:rPr>
-                <w:rFonts w:ascii="Roboto" w:cs="Roboto" w:eastAsia="Roboto" w:hAnsi="Roboto"/>
-                <w:b w:val="1"/>
-                <w:bCs w:val="1"/>
-                <w:color w:val="2079c7"/>
-                <w:rtl w:val="0"/>
-              </w:rPr>
-              <w:t xml:space="preserve">TEAM ACCOMPLISHMENTS</w:t>
-            </w:r>
-            <w:r>
-              <w:rPr>
-                <w:rtl w:val="0"/>
-              </w:rPr>
-            </w:r>
-          </w:p>
-          <w:p>
-            <w:pPr>
-              <w:rPr>
-                <w:rFonts w:ascii="Roboto" w:cs="Roboto" w:eastAsia="Roboto" w:hAnsi="Roboto"/>
-              </w:rPr>
-            </w:pPr>
-            <w:r>
-              <w:rPr>
-                <w:rFonts w:ascii="Roboto" w:cs="Roboto" w:eastAsia="Roboto" w:hAnsi="Roboto"/>
-                <w:rtl w:val="0"/>
-              </w:rPr>
-              <w:t xml:space="preserve">Design System &amp; Pattern Library Creation</w:t>
-            </w:r>
-          </w:p>
-          <w:p>
-            <w:pPr>
-              <w:rPr>
-                <w:rFonts w:ascii="Roboto" w:cs="Roboto" w:eastAsia="Roboto" w:hAnsi="Roboto"/>
-              </w:rPr>
-            </w:pPr>
-            <w:r>
-              <w:rPr>
-                <w:rFonts w:ascii="Roboto" w:cs="Roboto" w:eastAsia="Roboto" w:hAnsi="Roboto"/>
-                <w:rtl w:val="0"/>
-              </w:rPr>
-              <w:t xml:space="preserve">Mobile App Redesign (Ionic)</w:t>
-            </w:r>
-          </w:p>
-          <w:p>
-            <w:pPr>
-              <w:rPr>
-                <w:rFonts w:ascii="Roboto" w:cs="Roboto" w:eastAsia="Roboto" w:hAnsi="Roboto"/>
-              </w:rPr>
-            </w:pPr>
-            <w:r>
-              <w:rPr>
-                <w:rFonts w:ascii="Roboto" w:cs="Roboto" w:eastAsia="Roboto" w:hAnsi="Roboto"/>
-                <w:rtl w:val="0"/>
-              </w:rPr>
-              <w:t xml:space="preserve">Member Portal Redesign</w:t>
-            </w:r>
-          </w:p>
-          <w:p>
-            <w:pPr>
-              <w:rPr>
-                <w:rFonts w:ascii="Roboto" w:cs="Roboto" w:eastAsia="Roboto" w:hAnsi="Roboto"/>
-              </w:rPr>
-            </w:pPr>
-            <w:r>
-              <w:rPr>
-                <w:rFonts w:ascii="Roboto" w:cs="Roboto" w:eastAsia="Roboto" w:hAnsi="Roboto"/>
-                <w:rtl w:val="0"/>
-              </w:rPr>
-              <w:t xml:space="preserve">Member Portal Virtual Assistant</w:t>
-            </w:r>
-          </w:p>
-          <w:p>
-            <w:pPr>
-              <w:rPr>
-                <w:rFonts w:ascii="Roboto" w:cs="Roboto" w:eastAsia="Roboto" w:hAnsi="Roboto"/>
-              </w:rPr>
-            </w:pPr>
-            <w:r>
-              <w:rPr>
-                <w:rFonts w:ascii="Roboto" w:cs="Roboto" w:eastAsia="Roboto" w:hAnsi="Roboto"/>
-                <w:rtl w:val="0"/>
-              </w:rPr>
-              <w:t xml:space="preserve">High-Fidelity Prototyping</w:t>
-            </w:r>
-          </w:p>
-          <w:p>
-            <w:pPr>
-              <w:rPr>
-                <w:rFonts w:ascii="Roboto" w:cs="Roboto" w:eastAsia="Roboto" w:hAnsi="Roboto"/>
-              </w:rPr>
-            </w:pPr>
-            <w:r>
-              <w:rPr>
-                <w:rFonts w:ascii="Roboto" w:cs="Roboto" w:eastAsia="Roboto" w:hAnsi="Roboto"/>
-                <w:rtl w:val="0"/>
-              </w:rPr>
-              <w:t xml:space="preserve">Front-End Optimization (CSS &amp; HTML)</w:t>
-            </w:r>
-          </w:p>
-          <w:p>
-            <w:pPr>
-              <w:pStyle w:val="Heading1"/>
-              <w:rPr>
-                <w:rFonts w:ascii="Roboto" w:cs="Roboto" w:eastAsia="Roboto" w:hAnsi="Roboto"/>
-              </w:rPr>
-            </w:pPr>
-            <w:bookmarkStart w:colFirst="0" w:colLast="0" w:name="_23ckvvd" w:id="16"/>
-            <w:bookmarkEnd w:id="16"/>
             <w:r>
               <w:rPr>
                 <w:rFonts w:ascii="Roboto" w:cs="Roboto" w:eastAsia="Roboto" w:hAnsi="Roboto"/>
@@ -2327,8 +2328,8 @@
                 <w:szCs w:val="52"/>
               </w:rPr>
             </w:pPr>
-            <w:bookmarkStart w:colFirst="0" w:colLast="0" w:name="_7pxoo6hjvkfo" w:id="17"/>
-            <w:bookmarkEnd w:id="17"/>
+            <w:bookmarkStart w:colFirst="0" w:colLast="0" w:name="_7pxoo6hjvkfo" w:id="16"/>
+            <w:bookmarkEnd w:id="16"/>
             <w:r>
               <w:rPr>
                 <w:rFonts w:ascii="Roboto" w:cs="Roboto" w:eastAsia="Roboto" w:hAnsi="Roboto"/>
@@ -2355,8 +2356,8 @@
                 <w:szCs w:val="24"/>
               </w:rPr>
             </w:pPr>
-            <w:bookmarkStart w:colFirst="0" w:colLast="0" w:name="_wlm53nftq5du" w:id="18"/>
-            <w:bookmarkEnd w:id="18"/>
+            <w:bookmarkStart w:colFirst="0" w:colLast="0" w:name="_wlm53nftq5du" w:id="17"/>
+            <w:bookmarkEnd w:id="17"/>
             <w:r>
               <w:rPr>
                 <w:rFonts w:ascii="Roboto" w:cs="Roboto" w:eastAsia="Roboto" w:hAnsi="Roboto"/>
@@ -2376,8 +2377,8 @@
                 <w:rFonts w:ascii="Roboto" w:cs="Roboto" w:eastAsia="Roboto" w:hAnsi="Roboto"/>
               </w:rPr>
             </w:pPr>
-            <w:bookmarkStart w:colFirst="0" w:colLast="0" w:name="_z29wusfqfr2x" w:id="19"/>
-            <w:bookmarkEnd w:id="19"/>
+            <w:bookmarkStart w:colFirst="0" w:colLast="0" w:name="_z29wusfqfr2x" w:id="18"/>
+            <w:bookmarkEnd w:id="18"/>
             <w:r>
               <w:rPr>
                 <w:rFonts w:ascii="Roboto" w:cs="Roboto" w:eastAsia="Roboto" w:hAnsi="Roboto"/>
@@ -2405,8 +2406,8 @@
                 <w:szCs w:val="24"/>
               </w:rPr>
             </w:pPr>
-            <w:bookmarkStart w:colFirst="0" w:colLast="0" w:name="_ki2hv26kt817" w:id="20"/>
-            <w:bookmarkEnd w:id="20"/>
+            <w:bookmarkStart w:colFirst="0" w:colLast="0" w:name="_ki2hv26kt817" w:id="19"/>
+            <w:bookmarkEnd w:id="19"/>
             <w:r>
               <w:rPr>
                 <w:rFonts w:ascii="Roboto" w:cs="Roboto" w:eastAsia="Roboto" w:hAnsi="Roboto"/>
@@ -2436,8 +2437,8 @@
                 <w:iCs w:val="1"/>
               </w:rPr>
             </w:pPr>
-            <w:bookmarkStart w:colFirst="0" w:colLast="0" w:name="_w0we5megq5xj" w:id="21"/>
-            <w:bookmarkEnd w:id="21"/>
+            <w:bookmarkStart w:colFirst="0" w:colLast="0" w:name="_w0we5megq5xj" w:id="20"/>
+            <w:bookmarkEnd w:id="20"/>
             <w:r>
               <w:rPr>
                 <w:rFonts w:ascii="Roboto" w:cs="Roboto" w:eastAsia="Roboto" w:hAnsi="Roboto"/>
@@ -2489,8 +2490,8 @@
                 <w:szCs w:val="20"/>
               </w:rPr>
             </w:pPr>
-            <w:bookmarkStart w:colFirst="0" w:colLast="0" w:name="_f3pq1ekzjhkl" w:id="22"/>
-            <w:bookmarkEnd w:id="22"/>
+            <w:bookmarkStart w:colFirst="0" w:colLast="0" w:name="_f3pq1ekzjhkl" w:id="21"/>
+            <w:bookmarkEnd w:id="21"/>
             <w:r>
               <w:rPr>
                 <w:rFonts w:ascii="Roboto" w:cs="Roboto" w:eastAsia="Roboto" w:hAnsi="Roboto"/>
@@ -2529,8 +2530,8 @@
                 <w:iCs w:val="1"/>
               </w:rPr>
             </w:pPr>
-            <w:bookmarkStart w:colFirst="0" w:colLast="0" w:name="_p5unr25irmlf" w:id="23"/>
-            <w:bookmarkEnd w:id="23"/>
+            <w:bookmarkStart w:colFirst="0" w:colLast="0" w:name="_p5unr25irmlf" w:id="22"/>
+            <w:bookmarkEnd w:id="22"/>
             <w:r>
               <w:rPr>
                 <w:rFonts w:ascii="Roboto" w:cs="Roboto" w:eastAsia="Roboto" w:hAnsi="Roboto"/>
@@ -2582,8 +2583,8 @@
                 <w:szCs w:val="20"/>
               </w:rPr>
             </w:pPr>
-            <w:bookmarkStart w:colFirst="0" w:colLast="0" w:name="_psoafvskq0dx" w:id="24"/>
-            <w:bookmarkEnd w:id="24"/>
+            <w:bookmarkStart w:colFirst="0" w:colLast="0" w:name="_psoafvskq0dx" w:id="23"/>
+            <w:bookmarkEnd w:id="23"/>
             <w:r>
               <w:rPr>
                 <w:rFonts w:ascii="Roboto" w:cs="Roboto" w:eastAsia="Roboto" w:hAnsi="Roboto"/>
@@ -2638,8 +2639,8 @@
                 <w:szCs w:val="24"/>
               </w:rPr>
             </w:pPr>
-            <w:bookmarkStart w:colFirst="0" w:colLast="0" w:name="_e1lo81vyv4h6" w:id="25"/>
-            <w:bookmarkEnd w:id="25"/>
+            <w:bookmarkStart w:colFirst="0" w:colLast="0" w:name="_e1lo81vyv4h6" w:id="24"/>
+            <w:bookmarkEnd w:id="24"/>
             <w:r>
               <w:rPr>
                 <w:rFonts w:ascii="Roboto" w:cs="Roboto" w:eastAsia="Roboto" w:hAnsi="Roboto"/>
@@ -2661,8 +2662,8 @@
                 <w:iCs w:val="1"/>
               </w:rPr>
             </w:pPr>
-            <w:bookmarkStart w:colFirst="0" w:colLast="0" w:name="_rkysolrqptj5" w:id="26"/>
-            <w:bookmarkEnd w:id="26"/>
+            <w:bookmarkStart w:colFirst="0" w:colLast="0" w:name="_rkysolrqptj5" w:id="25"/>
+            <w:bookmarkEnd w:id="25"/>
             <w:r>
               <w:rPr>
                 <w:rFonts w:ascii="Roboto" w:cs="Roboto" w:eastAsia="Roboto" w:hAnsi="Roboto"/>
@@ -2714,8 +2715,8 @@
                 <w:szCs w:val="20"/>
               </w:rPr>
             </w:pPr>
-            <w:bookmarkStart w:colFirst="0" w:colLast="0" w:name="_pw3ubv1l8mky" w:id="27"/>
-            <w:bookmarkEnd w:id="27"/>
+            <w:bookmarkStart w:colFirst="0" w:colLast="0" w:name="_pw3ubv1l8mky" w:id="26"/>
+            <w:bookmarkEnd w:id="26"/>
             <w:r>
               <w:rPr>
                 <w:rFonts w:ascii="Roboto" w:cs="Roboto" w:eastAsia="Roboto" w:hAnsi="Roboto"/>
@@ -2758,8 +2759,8 @@
                 <w:iCs w:val="1"/>
               </w:rPr>
             </w:pPr>
-            <w:bookmarkStart w:colFirst="0" w:colLast="0" w:name="_c29amvi0o7b0" w:id="28"/>
-            <w:bookmarkEnd w:id="28"/>
+            <w:bookmarkStart w:colFirst="0" w:colLast="0" w:name="_c29amvi0o7b0" w:id="27"/>
+            <w:bookmarkEnd w:id="27"/>
             <w:r>
               <w:rPr>
                 <w:rFonts w:ascii="Roboto" w:cs="Roboto" w:eastAsia="Roboto" w:hAnsi="Roboto"/>
@@ -2811,8 +2812,8 @@
                 <w:szCs w:val="20"/>
               </w:rPr>
             </w:pPr>
-            <w:bookmarkStart w:colFirst="0" w:colLast="0" w:name="_aociujimijjh" w:id="29"/>
-            <w:bookmarkEnd w:id="29"/>
+            <w:bookmarkStart w:colFirst="0" w:colLast="0" w:name="_aociujimijjh" w:id="28"/>
+            <w:bookmarkEnd w:id="28"/>
             <w:r>
               <w:rPr>
                 <w:rFonts w:ascii="Roboto" w:cs="Roboto" w:eastAsia="Roboto" w:hAnsi="Roboto"/>
@@ -2834,8 +2835,8 @@
                 <w:szCs w:val="18"/>
               </w:rPr>
             </w:pPr>
-            <w:bookmarkStart w:colFirst="0" w:colLast="0" w:name="_4r1glcl20h7s" w:id="30"/>
-            <w:bookmarkEnd w:id="30"/>
+            <w:bookmarkStart w:colFirst="0" w:colLast="0" w:name="_4r1glcl20h7s" w:id="29"/>
+            <w:bookmarkEnd w:id="29"/>
             <w:r>
               <w:rPr>
                 <w:rFonts w:ascii="Roboto" w:cs="Roboto" w:eastAsia="Roboto" w:hAnsi="Roboto"/>
@@ -3020,8 +3021,8 @@
                 <w:rFonts w:ascii="Roboto" w:cs="Roboto" w:eastAsia="Roboto" w:hAnsi="Roboto"/>
               </w:rPr>
             </w:pPr>
-            <w:bookmarkStart w:colFirst="0" w:colLast="0" w:name="_32hioqz" w:id="31"/>
-            <w:bookmarkEnd w:id="31"/>
+            <w:bookmarkStart w:colFirst="0" w:colLast="0" w:name="_32hioqz" w:id="30"/>
+            <w:bookmarkEnd w:id="30"/>
             <w:r>
               <w:rPr>
                 <w:rFonts w:ascii="Roboto" w:cs="Roboto" w:eastAsia="Roboto" w:hAnsi="Roboto"/>

--- a/greyvoth.com/public_html/Resume-Keith-Jeter-2026.docx
+++ b/greyvoth.com/public_html/Resume-Keith-Jeter-2026.docx
@@ -84,7 +84,7 @@
                 <w:szCs w:val="52"/>
               </w:rPr>
             </w:pPr>
-            <w:bookmarkStart w:colFirst="0" w:colLast="0" w:name="_gjdgxs" w:id="0"/>
+            <w:bookmarkStart w:colFirst="0" w:colLast="0" w:name="_heading=h.n39tvhcbd6mw" w:id="0"/>
             <w:bookmarkEnd w:id="0"/>
             <w:r>
               <w:rPr>
@@ -112,7 +112,7 @@
                 <w:szCs w:val="24"/>
               </w:rPr>
             </w:pPr>
-            <w:bookmarkStart w:colFirst="0" w:colLast="0" w:name="_30j0zll" w:id="1"/>
+            <w:bookmarkStart w:colFirst="0" w:colLast="0" w:name="_heading=h.k6lkebqu7ahc" w:id="1"/>
             <w:bookmarkEnd w:id="1"/>
             <w:r>
               <w:rPr>
@@ -135,7 +135,7 @@
                 <w:szCs w:val="18"/>
               </w:rPr>
             </w:pPr>
-            <w:bookmarkStart w:colFirst="0" w:colLast="0" w:name="_2mh1frnzi9za" w:id="2"/>
+            <w:bookmarkStart w:colFirst="0" w:colLast="0" w:name="_heading=h.7x9p1yaiuda" w:id="2"/>
             <w:bookmarkEnd w:id="2"/>
             <w:r>
               <w:rPr>
@@ -168,7 +168,7 @@
                 <w:szCs w:val="24"/>
               </w:rPr>
             </w:pPr>
-            <w:bookmarkStart w:colFirst="0" w:colLast="0" w:name="_uwsv9lbphncz" w:id="3"/>
+            <w:bookmarkStart w:colFirst="0" w:colLast="0" w:name="_heading=h.7iqaiy224ygx" w:id="3"/>
             <w:bookmarkEnd w:id="3"/>
             <w:r>
               <w:rPr>
@@ -253,7 +253,7 @@
                 <w:szCs w:val="16"/>
               </w:rPr>
             </w:pPr>
-            <w:hyperlink r:id="rId6">
+            <w:hyperlink r:id="rId7">
               <w:r>
                 <w:rPr>
                   <w:rFonts w:ascii="Roboto" w:cs="Roboto" w:eastAsia="Roboto" w:hAnsi="Roboto"/>
@@ -286,7 +286,7 @@
                 <w:szCs w:val="16"/>
               </w:rPr>
             </w:pPr>
-            <w:hyperlink r:id="rId7">
+            <w:hyperlink r:id="rId8">
               <w:r>
                 <w:rPr>
                   <w:rFonts w:ascii="Roboto" w:cs="Roboto" w:eastAsia="Roboto" w:hAnsi="Roboto"/>
@@ -319,7 +319,7 @@
                 <w:szCs w:val="16"/>
               </w:rPr>
             </w:pPr>
-            <w:hyperlink r:id="rId8">
+            <w:hyperlink r:id="rId9">
               <w:r>
                 <w:rPr>
                   <w:rFonts w:ascii="Roboto" w:cs="Roboto" w:eastAsia="Roboto" w:hAnsi="Roboto"/>
@@ -376,7 +376,7 @@
                 <w:szCs w:val="24"/>
               </w:rPr>
             </w:pPr>
-            <w:bookmarkStart w:colFirst="0" w:colLast="0" w:name="_6fr5ni63ronm" w:id="4"/>
+            <w:bookmarkStart w:colFirst="0" w:colLast="0" w:name="_heading=h.r6i879d7kjc1" w:id="4"/>
             <w:bookmarkEnd w:id="4"/>
             <w:r>
               <w:rPr>
@@ -431,7 +431,7 @@
                 <w:szCs w:val="20"/>
               </w:rPr>
             </w:pPr>
-            <w:bookmarkStart w:colFirst="0" w:colLast="0" w:name="_e4f499zdgyqv" w:id="5"/>
+            <w:bookmarkStart w:colFirst="0" w:colLast="0" w:name="_heading=h.pxoray5rdop2" w:id="5"/>
             <w:bookmarkEnd w:id="5"/>
             <w:r>
               <w:rPr>
@@ -488,7 +488,7 @@
                 <w:ilvl w:val="0"/>
                 <w:numId w:val="1"/>
               </w:numPr>
-              <w:spacing w:after="0" w:afterAutospacing="0" w:line="360" w:lineRule="auto"/>
+              <w:spacing w:after="0" w:line="360" w:lineRule="auto"/>
               <w:ind w:left="720" w:hanging="360"/>
               <w:rPr>
                 <w:rFonts w:ascii="Roboto" w:cs="Roboto" w:eastAsia="Roboto" w:hAnsi="Roboto"/>
@@ -526,7 +526,7 @@
                 <w:ilvl w:val="0"/>
                 <w:numId w:val="1"/>
               </w:numPr>
-              <w:spacing w:after="0" w:afterAutospacing="0" w:before="0" w:beforeAutospacing="0" w:line="360" w:lineRule="auto"/>
+              <w:spacing w:after="0" w:before="0" w:line="360" w:lineRule="auto"/>
               <w:ind w:left="720" w:hanging="360"/>
               <w:rPr>
                 <w:rFonts w:ascii="Roboto" w:cs="Roboto" w:eastAsia="Roboto" w:hAnsi="Roboto"/>
@@ -564,7 +564,7 @@
                 <w:ilvl w:val="0"/>
                 <w:numId w:val="1"/>
               </w:numPr>
-              <w:spacing w:after="0" w:afterAutospacing="0" w:before="0" w:beforeAutospacing="0" w:line="360" w:lineRule="auto"/>
+              <w:spacing w:after="0" w:before="0" w:line="360" w:lineRule="auto"/>
               <w:ind w:left="720" w:hanging="360"/>
               <w:rPr>
                 <w:rFonts w:ascii="Roboto" w:cs="Roboto" w:eastAsia="Roboto" w:hAnsi="Roboto"/>
@@ -602,7 +602,7 @@
                 <w:ilvl w:val="0"/>
                 <w:numId w:val="1"/>
               </w:numPr>
-              <w:spacing w:after="0" w:afterAutospacing="0" w:before="0" w:beforeAutospacing="0" w:line="360" w:lineRule="auto"/>
+              <w:spacing w:after="0" w:before="0" w:line="360" w:lineRule="auto"/>
               <w:ind w:left="720" w:hanging="360"/>
               <w:rPr>
                 <w:rFonts w:ascii="Roboto" w:cs="Roboto" w:eastAsia="Roboto" w:hAnsi="Roboto"/>
@@ -640,7 +640,7 @@
                 <w:ilvl w:val="0"/>
                 <w:numId w:val="1"/>
               </w:numPr>
-              <w:spacing w:before="0" w:beforeAutospacing="0" w:line="360" w:lineRule="auto"/>
+              <w:spacing w:before="0" w:line="360" w:lineRule="auto"/>
               <w:ind w:left="720" w:hanging="360"/>
               <w:rPr>
                 <w:rFonts w:ascii="Roboto" w:cs="Roboto" w:eastAsia="Roboto" w:hAnsi="Roboto"/>
@@ -671,10 +671,44 @@
               </w:rPr>
               <w:t xml:space="preserve"> and delivery health to leadership while addressing urgent product and experience needs.</w:t>
             </w:r>
-            <w:r>
-              <w:rPr>
-                <w:rtl w:val="0"/>
-              </w:rPr>
+          </w:p>
+          <w:p>
+            <w:pPr>
+              <w:numPr>
+                <w:ilvl w:val="0"/>
+                <w:numId w:val="1"/>
+              </w:numPr>
+              <w:spacing w:before="0" w:line="360" w:lineRule="auto"/>
+              <w:ind w:left="720" w:hanging="360"/>
+              <w:rPr>
+                <w:rFonts w:ascii="Roboto" w:cs="Roboto" w:eastAsia="Roboto" w:hAnsi="Roboto"/>
+                <w:color w:val="000000"/>
+                <w:sz w:val="20"/>
+                <w:szCs w:val="20"/>
+                <w:u w:val="none"/>
+              </w:rPr>
+            </w:pPr>
+            <w:r>
+              <w:rPr>
+                <w:rFonts w:ascii="Roboto" w:cs="Roboto" w:eastAsia="Roboto" w:hAnsi="Roboto"/>
+                <w:b w:val="1"/>
+                <w:bCs w:val="1"/>
+                <w:color w:val="000000"/>
+                <w:sz w:val="20"/>
+                <w:szCs w:val="20"/>
+                <w:rtl w:val="0"/>
+              </w:rPr>
+              <w:t xml:space="preserve">Integrated AI-assisted workflows </w:t>
+            </w:r>
+            <w:r>
+              <w:rPr>
+                <w:rFonts w:ascii="Roboto" w:cs="Roboto" w:eastAsia="Roboto" w:hAnsi="Roboto"/>
+                <w:color w:val="000000"/>
+                <w:sz w:val="20"/>
+                <w:szCs w:val="20"/>
+                <w:rtl w:val="0"/>
+              </w:rPr>
+              <w:t xml:space="preserve">to accelerate research, documentation, and design delivery.</w:t>
             </w:r>
           </w:p>
           <w:p>
@@ -695,7 +729,7 @@
           </w:p>
           <w:p>
             <w:pPr>
-              <w:spacing w:line="360" w:lineRule="auto"/>
+              <w:spacing w:line="240" w:lineRule="auto"/>
               <w:rPr>
                 <w:rFonts w:ascii="Roboto" w:cs="Roboto" w:eastAsia="Roboto" w:hAnsi="Roboto"/>
                 <w:b w:val="1"/>
@@ -716,6 +750,44 @@
                 <w:rtl w:val="0"/>
               </w:rPr>
               <w:t xml:space="preserve">Design Contributions</w:t>
+            </w:r>
+          </w:p>
+          <w:p>
+            <w:pPr>
+              <w:numPr>
+                <w:ilvl w:val="0"/>
+                <w:numId w:val="1"/>
+              </w:numPr>
+              <w:spacing w:line="360" w:lineRule="auto"/>
+              <w:ind w:left="720" w:hanging="360"/>
+              <w:rPr>
+                <w:rFonts w:ascii="Roboto" w:cs="Roboto" w:eastAsia="Roboto" w:hAnsi="Roboto"/>
+                <w:color w:val="000000"/>
+                <w:sz w:val="20"/>
+                <w:szCs w:val="20"/>
+              </w:rPr>
+            </w:pPr>
+            <w:r>
+              <w:rPr>
+                <w:rFonts w:ascii="Roboto" w:cs="Roboto" w:eastAsia="Roboto" w:hAnsi="Roboto"/>
+                <w:b w:val="1"/>
+                <w:bCs w:val="1"/>
+                <w:color w:val="000000"/>
+                <w:sz w:val="20"/>
+                <w:szCs w:val="20"/>
+                <w:rtl w:val="0"/>
+              </w:rPr>
+              <w:t xml:space="preserve">Contributed to the BCBSM mobile app experience </w:t>
+            </w:r>
+            <w:r>
+              <w:rPr>
+                <w:rFonts w:ascii="Roboto" w:cs="Roboto" w:eastAsia="Roboto" w:hAnsi="Roboto"/>
+                <w:color w:val="000000"/>
+                <w:sz w:val="20"/>
+                <w:szCs w:val="20"/>
+                <w:rtl w:val="0"/>
+              </w:rPr>
+              <w:t xml:space="preserve">used by 500,000+ Android users and represented by 70,000+ iOS ratings across platforms.</w:t>
             </w:r>
           </w:p>
           <w:p>
@@ -724,7 +796,7 @@
                 <w:ilvl w:val="0"/>
                 <w:numId w:val="2"/>
               </w:numPr>
-              <w:spacing w:after="0" w:afterAutospacing="0" w:line="360" w:lineRule="auto"/>
+              <w:spacing w:after="0" w:before="0" w:line="360" w:lineRule="auto"/>
               <w:ind w:left="720" w:hanging="360"/>
               <w:rPr>
                 <w:rFonts w:ascii="Roboto" w:cs="Roboto" w:eastAsia="Roboto" w:hAnsi="Roboto"/>
@@ -743,17 +815,17 @@
                 <w:szCs w:val="20"/>
                 <w:rtl w:val="0"/>
               </w:rPr>
-              <w:t xml:space="preserve">Contributed to the BCBSM mobile app experience </w:t>
-            </w:r>
-            <w:r>
-              <w:rPr>
-                <w:rFonts w:ascii="Roboto" w:cs="Roboto" w:eastAsia="Roboto" w:hAnsi="Roboto"/>
-                <w:color w:val="000000"/>
-                <w:sz w:val="20"/>
-                <w:szCs w:val="20"/>
-                <w:rtl w:val="0"/>
-              </w:rPr>
-              <w:t xml:space="preserve">used by 500,000+ Android users and represented by 70,000+ iOS ratings across platforms.</w:t>
+              <w:t xml:space="preserve">Helped maintain a 4.7-star IOS rating</w:t>
+            </w:r>
+            <w:r>
+              <w:rPr>
+                <w:rFonts w:ascii="Roboto" w:cs="Roboto" w:eastAsia="Roboto" w:hAnsi="Roboto"/>
+                <w:color w:val="000000"/>
+                <w:sz w:val="20"/>
+                <w:szCs w:val="20"/>
+                <w:rtl w:val="0"/>
+              </w:rPr>
+              <w:t xml:space="preserve"> and 4.5-star Android rating by improving usability, accessibility, and visual consistency across core member journeys.</w:t>
             </w:r>
           </w:p>
           <w:p>
@@ -762,7 +834,7 @@
                 <w:ilvl w:val="0"/>
                 <w:numId w:val="2"/>
               </w:numPr>
-              <w:spacing w:after="0" w:afterAutospacing="0" w:before="0" w:beforeAutospacing="0" w:line="360" w:lineRule="auto"/>
+              <w:spacing w:after="0" w:before="0" w:line="360" w:lineRule="auto"/>
               <w:ind w:left="720" w:hanging="360"/>
               <w:rPr>
                 <w:rFonts w:ascii="Roboto" w:cs="Roboto" w:eastAsia="Roboto" w:hAnsi="Roboto"/>
@@ -781,17 +853,17 @@
                 <w:szCs w:val="20"/>
                 <w:rtl w:val="0"/>
               </w:rPr>
-              <w:t xml:space="preserve">Helped maintain a 4.7-star IOS rating</w:t>
-            </w:r>
-            <w:r>
-              <w:rPr>
-                <w:rFonts w:ascii="Roboto" w:cs="Roboto" w:eastAsia="Roboto" w:hAnsi="Roboto"/>
-                <w:color w:val="000000"/>
-                <w:sz w:val="20"/>
-                <w:szCs w:val="20"/>
-                <w:rtl w:val="0"/>
-              </w:rPr>
-              <w:t xml:space="preserve"> and 4.5-star Android rating by improving usability, accessibility, and visual consistency across core member journeys.</w:t>
+              <w:t xml:space="preserve">Delivered UX solutions </w:t>
+            </w:r>
+            <w:r>
+              <w:rPr>
+                <w:rFonts w:ascii="Roboto" w:cs="Roboto" w:eastAsia="Roboto" w:hAnsi="Roboto"/>
+                <w:color w:val="000000"/>
+                <w:sz w:val="20"/>
+                <w:szCs w:val="20"/>
+                <w:rtl w:val="0"/>
+              </w:rPr>
+              <w:t xml:space="preserve">for a high-traffic member portal supporting claims, benefits, ID cards, and account management at enterprise scale.</w:t>
             </w:r>
           </w:p>
           <w:p>
@@ -800,7 +872,7 @@
                 <w:ilvl w:val="0"/>
                 <w:numId w:val="2"/>
               </w:numPr>
-              <w:spacing w:after="0" w:afterAutospacing="0" w:before="0" w:beforeAutospacing="0" w:line="360" w:lineRule="auto"/>
+              <w:spacing w:after="0" w:before="0" w:line="360" w:lineRule="auto"/>
               <w:ind w:left="720" w:hanging="360"/>
               <w:rPr>
                 <w:rFonts w:ascii="Roboto" w:cs="Roboto" w:eastAsia="Roboto" w:hAnsi="Roboto"/>
@@ -819,17 +891,17 @@
                 <w:szCs w:val="20"/>
                 <w:rtl w:val="0"/>
               </w:rPr>
-              <w:t xml:space="preserve">Delivered UX solutions </w:t>
-            </w:r>
-            <w:r>
-              <w:rPr>
-                <w:rFonts w:ascii="Roboto" w:cs="Roboto" w:eastAsia="Roboto" w:hAnsi="Roboto"/>
-                <w:color w:val="000000"/>
-                <w:sz w:val="20"/>
-                <w:szCs w:val="20"/>
-                <w:rtl w:val="0"/>
-              </w:rPr>
-              <w:t xml:space="preserve">for a high-traffic member portal supporting claims, benefits, ID cards, and account management at enterprise scale.</w:t>
+              <w:t xml:space="preserve">Consistently delivered projects</w:t>
+            </w:r>
+            <w:r>
+              <w:rPr>
+                <w:rFonts w:ascii="Roboto" w:cs="Roboto" w:eastAsia="Roboto" w:hAnsi="Roboto"/>
+                <w:color w:val="000000"/>
+                <w:sz w:val="20"/>
+                <w:szCs w:val="20"/>
+                <w:rtl w:val="0"/>
+              </w:rPr>
+              <w:t xml:space="preserve"> ahead of schedule while resolving design, technical, and process blockers.</w:t>
             </w:r>
           </w:p>
           <w:p>
@@ -838,7 +910,7 @@
                 <w:ilvl w:val="0"/>
                 <w:numId w:val="2"/>
               </w:numPr>
-              <w:spacing w:after="0" w:afterAutospacing="0" w:before="0" w:beforeAutospacing="0" w:line="360" w:lineRule="auto"/>
+              <w:spacing w:before="0" w:line="360" w:lineRule="auto"/>
               <w:ind w:left="720" w:hanging="360"/>
               <w:rPr>
                 <w:rFonts w:ascii="Roboto" w:cs="Roboto" w:eastAsia="Roboto" w:hAnsi="Roboto"/>
@@ -857,17 +929,176 @@
                 <w:szCs w:val="20"/>
                 <w:rtl w:val="0"/>
               </w:rPr>
-              <w:t xml:space="preserve">Consistently delivered projects</w:t>
-            </w:r>
-            <w:r>
-              <w:rPr>
-                <w:rFonts w:ascii="Roboto" w:cs="Roboto" w:eastAsia="Roboto" w:hAnsi="Roboto"/>
-                <w:color w:val="000000"/>
-                <w:sz w:val="20"/>
-                <w:szCs w:val="20"/>
-                <w:rtl w:val="0"/>
-              </w:rPr>
-              <w:t xml:space="preserve"> ahead of schedule while resolving design, technical, and process blockers.</w:t>
+              <w:t xml:space="preserve">Partnered with stakeholders</w:t>
+            </w:r>
+            <w:r>
+              <w:rPr>
+                <w:rFonts w:ascii="Roboto" w:cs="Roboto" w:eastAsia="Roboto" w:hAnsi="Roboto"/>
+                <w:color w:val="000000"/>
+                <w:sz w:val="20"/>
+                <w:szCs w:val="20"/>
+                <w:rtl w:val="0"/>
+              </w:rPr>
+              <w:t xml:space="preserve">,  engineers, and content teams.</w:t>
+            </w:r>
+          </w:p>
+          <w:p>
+            <w:pPr>
+              <w:pStyle w:val="Title"/>
+              <w:rPr>
+                <w:rFonts w:ascii="Roboto" w:cs="Roboto" w:eastAsia="Roboto" w:hAnsi="Roboto"/>
+                <w:sz w:val="52"/>
+                <w:szCs w:val="52"/>
+              </w:rPr>
+            </w:pPr>
+            <w:bookmarkStart w:colFirst="0" w:colLast="0" w:name="_heading=h.hzehpbrkwqnf" w:id="6"/>
+            <w:bookmarkEnd w:id="6"/>
+            <w:r>
+              <w:rPr>
+                <w:rFonts w:ascii="Roboto" w:cs="Roboto" w:eastAsia="Roboto" w:hAnsi="Roboto"/>
+                <w:sz w:val="62"/>
+                <w:szCs w:val="62"/>
+                <w:rtl w:val="0"/>
+              </w:rPr>
+              <w:t xml:space="preserve">Keith Jeter</w:t>
+            </w:r>
+            <w:r>
+              <w:rPr>
+                <w:rtl w:val="0"/>
+              </w:rPr>
+            </w:r>
+          </w:p>
+          <w:p>
+            <w:pPr>
+              <w:pStyle w:val="Subtitle"/>
+              <w:rPr>
+                <w:rFonts w:ascii="Roboto" w:cs="Roboto" w:eastAsia="Roboto" w:hAnsi="Roboto"/>
+                <w:b w:val="1"/>
+                <w:bCs w:val="1"/>
+                <w:sz w:val="24"/>
+                <w:szCs w:val="24"/>
+              </w:rPr>
+            </w:pPr>
+            <w:bookmarkStart w:colFirst="0" w:colLast="0" w:name="_heading=h.7dvgnu4dthwo" w:id="7"/>
+            <w:bookmarkEnd w:id="7"/>
+            <w:r>
+              <w:rPr>
+                <w:rFonts w:ascii="Roboto" w:cs="Roboto" w:eastAsia="Roboto" w:hAnsi="Roboto"/>
+                <w:b w:val="1"/>
+                <w:bCs w:val="1"/>
+                <w:sz w:val="24"/>
+                <w:szCs w:val="24"/>
+                <w:rtl w:val="0"/>
+              </w:rPr>
+              <w:t xml:space="preserve">Product Designer Team Lead &amp; Product Designer</w:t>
+            </w:r>
+          </w:p>
+          <w:p>
+            <w:pPr>
+              <w:pStyle w:val="Subtitle"/>
+              <w:rPr>
+                <w:rFonts w:ascii="Roboto" w:cs="Roboto" w:eastAsia="Roboto" w:hAnsi="Roboto"/>
+              </w:rPr>
+            </w:pPr>
+            <w:bookmarkStart w:colFirst="0" w:colLast="0" w:name="_heading=h.25z9ogf585xz" w:id="8"/>
+            <w:bookmarkEnd w:id="8"/>
+            <w:r>
+              <w:rPr>
+                <w:rFonts w:ascii="Roboto" w:cs="Roboto" w:eastAsia="Roboto" w:hAnsi="Roboto"/>
+                <w:rtl w:val="0"/>
+              </w:rPr>
+              <w:t xml:space="preserve">Leading and facilitating design for enterprise software products</w:t>
+            </w:r>
+          </w:p>
+          <w:p>
+            <w:pPr>
+              <w:spacing w:before="0" w:line="240" w:lineRule="auto"/>
+              <w:rPr/>
+            </w:pPr>
+            <w:r>
+              <w:rPr>
+                <w:rtl w:val="0"/>
+              </w:rPr>
+            </w:r>
+          </w:p>
+          <w:p>
+            <w:pPr>
+              <w:spacing w:line="240" w:lineRule="auto"/>
+              <w:rPr>
+                <w:rFonts w:ascii="Roboto" w:cs="Roboto" w:eastAsia="Roboto" w:hAnsi="Roboto"/>
+                <w:b w:val="1"/>
+                <w:bCs w:val="1"/>
+                <w:color w:val="2079c7"/>
+                <w:sz w:val="20"/>
+                <w:szCs w:val="20"/>
+              </w:rPr>
+            </w:pPr>
+            <w:r>
+              <w:rPr>
+                <w:rFonts w:ascii="Roboto" w:cs="Roboto" w:eastAsia="Roboto" w:hAnsi="Roboto"/>
+                <w:b w:val="1"/>
+                <w:bCs w:val="1"/>
+                <w:color w:val="2079c7"/>
+                <w:sz w:val="20"/>
+                <w:szCs w:val="20"/>
+                <w:rtl w:val="0"/>
+              </w:rPr>
+              <w:t xml:space="preserve">BCBSM Design Standards, Efficiency, and Team Alignment</w:t>
+            </w:r>
+          </w:p>
+          <w:p>
+            <w:pPr>
+              <w:numPr>
+                <w:ilvl w:val="0"/>
+                <w:numId w:val="1"/>
+              </w:numPr>
+              <w:spacing w:line="360" w:lineRule="auto"/>
+              <w:ind w:left="720" w:hanging="360"/>
+              <w:rPr>
+                <w:rFonts w:ascii="Roboto" w:cs="Roboto" w:eastAsia="Roboto" w:hAnsi="Roboto"/>
+                <w:sz w:val="20"/>
+                <w:szCs w:val="20"/>
+              </w:rPr>
+            </w:pPr>
+            <w:r>
+              <w:rPr>
+                <w:rFonts w:ascii="Roboto" w:cs="Roboto" w:eastAsia="Roboto" w:hAnsi="Roboto"/>
+                <w:b w:val="1"/>
+                <w:bCs w:val="1"/>
+                <w:color w:val="000000"/>
+                <w:rtl w:val="0"/>
+              </w:rPr>
+              <w:t xml:space="preserve">Developed high-fidelity prototypes</w:t>
+            </w:r>
+            <w:r>
+              <w:rPr>
+                <w:rFonts w:ascii="Roboto" w:cs="Roboto" w:eastAsia="Roboto" w:hAnsi="Roboto"/>
+                <w:color w:val="000000"/>
+                <w:rtl w:val="0"/>
+              </w:rPr>
+              <w:t xml:space="preserve"> for the Member Portal, earning positive stakeholder feedback and accelerating alignment prior to development.</w:t>
+            </w:r>
+            <w:r>
+              <w:rPr>
+                <w:rtl w:val="0"/>
+              </w:rPr>
+            </w:r>
+          </w:p>
+          <w:p>
+            <w:pPr>
+              <w:spacing w:line="360" w:lineRule="auto"/>
+              <w:ind w:left="720" w:firstLine="0"/>
+              <w:rPr>
+                <w:rFonts w:ascii="Roboto" w:cs="Roboto" w:eastAsia="Roboto" w:hAnsi="Roboto"/>
+                <w:b w:val="1"/>
+                <w:bCs w:val="1"/>
+                <w:color w:val="000000"/>
+              </w:rPr>
+            </w:pPr>
+            <w:r>
+              <w:rPr>
+                <w:rtl w:val="0"/>
+              </w:rPr>
             </w:r>
           </w:p>
           <w:p>
@@ -876,155 +1107,41 @@
                 <w:ilvl w:val="0"/>
                 <w:numId w:val="2"/>
               </w:numPr>
-              <w:spacing w:before="0" w:beforeAutospacing="0" w:line="360" w:lineRule="auto"/>
+              <w:spacing w:after="0" w:before="0" w:line="360" w:lineRule="auto"/>
               <w:ind w:left="720" w:hanging="360"/>
               <w:rPr>
                 <w:rFonts w:ascii="Roboto" w:cs="Roboto" w:eastAsia="Roboto" w:hAnsi="Roboto"/>
                 <w:color w:val="000000"/>
-                <w:sz w:val="20"/>
-                <w:szCs w:val="20"/>
-              </w:rPr>
-            </w:pPr>
-            <w:r>
-              <w:rPr>
-                <w:rFonts w:ascii="Roboto" w:cs="Roboto" w:eastAsia="Roboto" w:hAnsi="Roboto"/>
-                <w:b w:val="1"/>
-                <w:bCs w:val="1"/>
-                <w:color w:val="000000"/>
-                <w:sz w:val="20"/>
-                <w:szCs w:val="20"/>
-                <w:rtl w:val="0"/>
-              </w:rPr>
-              <w:t xml:space="preserve">Partnered with stakeholders</w:t>
-            </w:r>
-            <w:r>
-              <w:rPr>
-                <w:rFonts w:ascii="Roboto" w:cs="Roboto" w:eastAsia="Roboto" w:hAnsi="Roboto"/>
-                <w:color w:val="000000"/>
-                <w:sz w:val="20"/>
-                <w:szCs w:val="20"/>
-                <w:rtl w:val="0"/>
-              </w:rPr>
-              <w:t xml:space="preserve">, backend engineers, and content teams to ensure alignment from concept through production release.</w:t>
-            </w:r>
-          </w:p>
-          <w:p>
-            <w:pPr>
-              <w:pStyle w:val="Title"/>
-              <w:rPr>
-                <w:rFonts w:ascii="Roboto" w:cs="Roboto" w:eastAsia="Roboto" w:hAnsi="Roboto"/>
-                <w:sz w:val="52"/>
-                <w:szCs w:val="52"/>
-              </w:rPr>
-            </w:pPr>
-            <w:bookmarkStart w:colFirst="0" w:colLast="0" w:name="_ojt9vnck0z51" w:id="6"/>
-            <w:bookmarkEnd w:id="6"/>
-            <w:r>
-              <w:rPr>
-                <w:rFonts w:ascii="Roboto" w:cs="Roboto" w:eastAsia="Roboto" w:hAnsi="Roboto"/>
-                <w:sz w:val="62"/>
-                <w:szCs w:val="62"/>
-                <w:rtl w:val="0"/>
-              </w:rPr>
-              <w:t xml:space="preserve">Keith Jeter</w:t>
-            </w:r>
-            <w:r>
-              <w:rPr>
-                <w:rtl w:val="0"/>
-              </w:rPr>
-            </w:r>
-          </w:p>
-          <w:p>
-            <w:pPr>
-              <w:pStyle w:val="Subtitle"/>
-              <w:rPr>
-                <w:rFonts w:ascii="Roboto" w:cs="Roboto" w:eastAsia="Roboto" w:hAnsi="Roboto"/>
-                <w:b w:val="1"/>
-                <w:bCs w:val="1"/>
-                <w:sz w:val="24"/>
-                <w:szCs w:val="24"/>
-              </w:rPr>
-            </w:pPr>
-            <w:bookmarkStart w:colFirst="0" w:colLast="0" w:name="_s8kbsxsu617p" w:id="7"/>
-            <w:bookmarkEnd w:id="7"/>
-            <w:r>
-              <w:rPr>
-                <w:rFonts w:ascii="Roboto" w:cs="Roboto" w:eastAsia="Roboto" w:hAnsi="Roboto"/>
-                <w:b w:val="1"/>
-                <w:bCs w:val="1"/>
-                <w:sz w:val="24"/>
-                <w:szCs w:val="24"/>
-                <w:rtl w:val="0"/>
-              </w:rPr>
-              <w:t xml:space="preserve">Product Designer Team Lead &amp; Product Designer</w:t>
-            </w:r>
-          </w:p>
-          <w:p>
-            <w:pPr>
-              <w:pStyle w:val="Subtitle"/>
-              <w:rPr>
-                <w:rFonts w:ascii="Roboto" w:cs="Roboto" w:eastAsia="Roboto" w:hAnsi="Roboto"/>
-              </w:rPr>
-            </w:pPr>
-            <w:bookmarkStart w:colFirst="0" w:colLast="0" w:name="_3as4poj" w:id="8"/>
-            <w:bookmarkEnd w:id="8"/>
-            <w:r>
-              <w:rPr>
-                <w:rFonts w:ascii="Roboto" w:cs="Roboto" w:eastAsia="Roboto" w:hAnsi="Roboto"/>
-                <w:rtl w:val="0"/>
-              </w:rPr>
-              <w:t xml:space="preserve">Leading and facilitating design for enterprise software products</w:t>
-            </w:r>
-          </w:p>
-          <w:p>
-            <w:pPr>
-              <w:spacing w:before="0" w:line="240" w:lineRule="auto"/>
-              <w:rPr/>
-            </w:pPr>
-            <w:r>
-              <w:rPr>
-                <w:rtl w:val="0"/>
-              </w:rPr>
-            </w:r>
-          </w:p>
-          <w:p>
-            <w:pPr>
-              <w:pStyle w:val="Subtitle"/>
-              <w:rPr>
-                <w:rFonts w:ascii="Roboto" w:cs="Roboto" w:eastAsia="Roboto" w:hAnsi="Roboto"/>
-                <w:b w:val="1"/>
-                <w:bCs w:val="1"/>
-                <w:color w:val="2079c7"/>
-                <w:sz w:val="20"/>
-                <w:szCs w:val="20"/>
-              </w:rPr>
-            </w:pPr>
-            <w:bookmarkStart w:colFirst="0" w:colLast="0" w:name="_e0mu7usf2b3m" w:id="9"/>
-            <w:bookmarkEnd w:id="9"/>
-            <w:r>
-              <w:rPr>
-                <w:rFonts w:ascii="Roboto" w:cs="Roboto" w:eastAsia="Roboto" w:hAnsi="Roboto"/>
-                <w:b w:val="1"/>
-                <w:bCs w:val="1"/>
-                <w:color w:val="2079c7"/>
-                <w:sz w:val="20"/>
-                <w:szCs w:val="20"/>
-                <w:rtl w:val="0"/>
-              </w:rPr>
-              <w:t xml:space="preserve">BCBSM Design Standards, Efficiency, and Team Alignment</w:t>
-            </w:r>
-          </w:p>
-          <w:p>
-            <w:pPr>
-              <w:spacing w:before="0" w:line="276" w:lineRule="auto"/>
-              <w:ind w:right="0"/>
-              <w:rPr>
-                <w:rFonts w:ascii="Roboto" w:cs="Roboto" w:eastAsia="Roboto" w:hAnsi="Roboto"/>
-                <w:b w:val="1"/>
-                <w:bCs w:val="1"/>
-                <w:color w:val="2079c7"/>
-              </w:rPr>
-            </w:pPr>
+              </w:rPr>
+            </w:pPr>
+            <w:r>
+              <w:rPr>
+                <w:rFonts w:ascii="Roboto" w:cs="Roboto" w:eastAsia="Roboto" w:hAnsi="Roboto"/>
+                <w:b w:val="1"/>
+                <w:bCs w:val="1"/>
+                <w:color w:val="000000"/>
+                <w:rtl w:val="0"/>
+              </w:rPr>
+              <w:t xml:space="preserve">Led redesign initiatives for the BCBSM mobile app</w:t>
+            </w:r>
+            <w:r>
+              <w:rPr>
+                <w:rFonts w:ascii="Roboto" w:cs="Roboto" w:eastAsia="Roboto" w:hAnsi="Roboto"/>
+                <w:color w:val="000000"/>
+                <w:rtl w:val="0"/>
+              </w:rPr>
+              <w:t xml:space="preserve">, improving usability, visual clarity, and consistency across key member experiences.</w:t>
+            </w:r>
+            <w:r>
+              <w:rPr>
+                <w:rFonts w:ascii="Roboto" w:cs="Roboto" w:eastAsia="Roboto" w:hAnsi="Roboto"/>
+                <w:b w:val="1"/>
+                <w:bCs w:val="1"/>
+                <w:color w:val="000000"/>
+                <w:rtl w:val="0"/>
+              </w:rPr>
+              <w:br w:type="textWrapping"/>
+            </w:r>
             <w:r>
               <w:rPr>
                 <w:rtl w:val="0"/>
@@ -1037,7 +1154,7 @@
                 <w:ilvl w:val="0"/>
                 <w:numId w:val="2"/>
               </w:numPr>
-              <w:spacing w:after="0" w:afterAutospacing="0" w:line="360" w:lineRule="auto"/>
+              <w:spacing w:after="0" w:before="0" w:line="360" w:lineRule="auto"/>
               <w:ind w:left="720" w:hanging="360"/>
               <w:rPr>
                 <w:rFonts w:ascii="Roboto" w:cs="Roboto" w:eastAsia="Roboto" w:hAnsi="Roboto"/>
@@ -1052,15 +1169,15 @@
                 <w:color w:val="000000"/>
                 <w:rtl w:val="0"/>
               </w:rPr>
-              <w:t xml:space="preserve">Developed high-fidelity prototypes</w:t>
-            </w:r>
-            <w:r>
-              <w:rPr>
-                <w:rFonts w:ascii="Roboto" w:cs="Roboto" w:eastAsia="Roboto" w:hAnsi="Roboto"/>
-                <w:color w:val="000000"/>
-                <w:rtl w:val="0"/>
-              </w:rPr>
-              <w:t xml:space="preserve"> for the Member Portal, earning positive stakeholder feedback and accelerating alignment prior to development.</w:t>
+              <w:t xml:space="preserve">Scaled design systems and standards for the Member Portal</w:t>
+            </w:r>
+            <w:r>
+              <w:rPr>
+                <w:rFonts w:ascii="Roboto" w:cs="Roboto" w:eastAsia="Roboto" w:hAnsi="Roboto"/>
+                <w:color w:val="000000"/>
+                <w:rtl w:val="0"/>
+              </w:rPr>
+              <w:t xml:space="preserve">, improving consistency, accessibility, and messaging across products.</w:t>
             </w:r>
             <w:r>
               <w:rPr>
@@ -1071,6 +1188,11 @@
                 <w:rtl w:val="0"/>
               </w:rPr>
               <w:br w:type="textWrapping"/>
+            </w:r>
+            <w:r>
+              <w:rPr>
+                <w:rtl w:val="0"/>
+              </w:rPr>
             </w:r>
           </w:p>
           <w:p>
@@ -1079,7 +1201,7 @@
                 <w:ilvl w:val="0"/>
                 <w:numId w:val="2"/>
               </w:numPr>
-              <w:spacing w:after="0" w:afterAutospacing="0" w:before="0" w:beforeAutospacing="0" w:line="360" w:lineRule="auto"/>
+              <w:spacing w:after="0" w:before="0" w:line="360" w:lineRule="auto"/>
               <w:ind w:left="720" w:hanging="360"/>
               <w:rPr>
                 <w:rFonts w:ascii="Roboto" w:cs="Roboto" w:eastAsia="Roboto" w:hAnsi="Roboto"/>
@@ -1094,15 +1216,15 @@
                 <w:color w:val="000000"/>
                 <w:rtl w:val="0"/>
               </w:rPr>
-              <w:t xml:space="preserve">Led redesign initiatives for the BCBSM mobile app</w:t>
-            </w:r>
-            <w:r>
-              <w:rPr>
-                <w:rFonts w:ascii="Roboto" w:cs="Roboto" w:eastAsia="Roboto" w:hAnsi="Roboto"/>
-                <w:color w:val="000000"/>
-                <w:rtl w:val="0"/>
-              </w:rPr>
-              <w:t xml:space="preserve">, improving usability, visual clarity, and consistency across key member experiences.</w:t>
+              <w:t xml:space="preserve">Supported digital experience initiatives</w:t>
+            </w:r>
+            <w:r>
+              <w:rPr>
+                <w:rFonts w:ascii="Roboto" w:cs="Roboto" w:eastAsia="Roboto" w:hAnsi="Roboto"/>
+                <w:color w:val="000000"/>
+                <w:rtl w:val="0"/>
+              </w:rPr>
+              <w:t xml:space="preserve"> aligned with BCBSM’s #1 Digital Tools recognition in Michigan (J.D. Power).</w:t>
             </w:r>
             <w:r>
               <w:rPr>
@@ -1113,6 +1235,11 @@
                 <w:rtl w:val="0"/>
               </w:rPr>
               <w:br w:type="textWrapping"/>
+            </w:r>
+            <w:r>
+              <w:rPr>
+                <w:rtl w:val="0"/>
+              </w:rPr>
             </w:r>
           </w:p>
           <w:p>
@@ -1121,7 +1248,7 @@
                 <w:ilvl w:val="0"/>
                 <w:numId w:val="2"/>
               </w:numPr>
-              <w:spacing w:after="0" w:afterAutospacing="0" w:before="0" w:beforeAutospacing="0" w:line="360" w:lineRule="auto"/>
+              <w:spacing w:after="0" w:before="0" w:line="360" w:lineRule="auto"/>
               <w:ind w:left="720" w:hanging="360"/>
               <w:rPr>
                 <w:rFonts w:ascii="Roboto" w:cs="Roboto" w:eastAsia="Roboto" w:hAnsi="Roboto"/>
@@ -1136,15 +1263,15 @@
                 <w:color w:val="000000"/>
                 <w:rtl w:val="0"/>
               </w:rPr>
-              <w:t xml:space="preserve">Scaled design systems and standards for the Member Portal</w:t>
-            </w:r>
-            <w:r>
-              <w:rPr>
-                <w:rFonts w:ascii="Roboto" w:cs="Roboto" w:eastAsia="Roboto" w:hAnsi="Roboto"/>
-                <w:color w:val="000000"/>
-                <w:rtl w:val="0"/>
-              </w:rPr>
-              <w:t xml:space="preserve">, improving consistency, accessibility, and messaging across products.</w:t>
+              <w:t xml:space="preserve">Identified gaps in design workflows</w:t>
+            </w:r>
+            <w:r>
+              <w:rPr>
+                <w:rFonts w:ascii="Roboto" w:cs="Roboto" w:eastAsia="Roboto" w:hAnsi="Roboto"/>
+                <w:color w:val="000000"/>
+                <w:rtl w:val="0"/>
+              </w:rPr>
+              <w:t xml:space="preserve"> and implemented process improvements that reduced time-to-market and increased team efficiency.</w:t>
             </w:r>
             <w:r>
               <w:rPr>
@@ -1155,6 +1282,11 @@
                 <w:rtl w:val="0"/>
               </w:rPr>
               <w:br w:type="textWrapping"/>
+            </w:r>
+            <w:r>
+              <w:rPr>
+                <w:rtl w:val="0"/>
+              </w:rPr>
             </w:r>
           </w:p>
           <w:p>
@@ -1163,7 +1295,7 @@
                 <w:ilvl w:val="0"/>
                 <w:numId w:val="2"/>
               </w:numPr>
-              <w:spacing w:after="0" w:afterAutospacing="0" w:before="0" w:beforeAutospacing="0" w:line="360" w:lineRule="auto"/>
+              <w:spacing w:after="0" w:before="0" w:line="360" w:lineRule="auto"/>
               <w:ind w:left="720" w:hanging="360"/>
               <w:rPr>
                 <w:rFonts w:ascii="Roboto" w:cs="Roboto" w:eastAsia="Roboto" w:hAnsi="Roboto"/>
@@ -1178,15 +1310,15 @@
                 <w:color w:val="000000"/>
                 <w:rtl w:val="0"/>
               </w:rPr>
-              <w:t xml:space="preserve">Supported digital experience initiatives</w:t>
-            </w:r>
-            <w:r>
-              <w:rPr>
-                <w:rFonts w:ascii="Roboto" w:cs="Roboto" w:eastAsia="Roboto" w:hAnsi="Roboto"/>
-                <w:color w:val="000000"/>
-                <w:rtl w:val="0"/>
-              </w:rPr>
-              <w:t xml:space="preserve"> aligned with BCBSM’s #1 Digital Tools recognition in Michigan (J.D. Power).</w:t>
+              <w:t xml:space="preserve">Established and enforced design guidelines</w:t>
+            </w:r>
+            <w:r>
+              <w:rPr>
+                <w:rFonts w:ascii="Roboto" w:cs="Roboto" w:eastAsia="Roboto" w:hAnsi="Roboto"/>
+                <w:color w:val="000000"/>
+                <w:rtl w:val="0"/>
+              </w:rPr>
+              <w:t xml:space="preserve"> through reviews, documentation, and feedback, aligning teams around shared quality standards.</w:t>
             </w:r>
             <w:r>
               <w:rPr>
@@ -1197,6 +1329,11 @@
                 <w:rtl w:val="0"/>
               </w:rPr>
               <w:br w:type="textWrapping"/>
+            </w:r>
+            <w:r>
+              <w:rPr>
+                <w:rtl w:val="0"/>
+              </w:rPr>
             </w:r>
           </w:p>
           <w:p>
@@ -1205,7 +1342,7 @@
                 <w:ilvl w:val="0"/>
                 <w:numId w:val="2"/>
               </w:numPr>
-              <w:spacing w:after="0" w:afterAutospacing="0" w:before="0" w:beforeAutospacing="0" w:line="360" w:lineRule="auto"/>
+              <w:spacing w:after="0" w:before="0" w:line="360" w:lineRule="auto"/>
               <w:ind w:left="720" w:hanging="360"/>
               <w:rPr>
                 <w:rFonts w:ascii="Roboto" w:cs="Roboto" w:eastAsia="Roboto" w:hAnsi="Roboto"/>
@@ -1220,15 +1357,15 @@
                 <w:color w:val="000000"/>
                 <w:rtl w:val="0"/>
               </w:rPr>
-              <w:t xml:space="preserve">Identified gaps in design workflows</w:t>
-            </w:r>
-            <w:r>
-              <w:rPr>
-                <w:rFonts w:ascii="Roboto" w:cs="Roboto" w:eastAsia="Roboto" w:hAnsi="Roboto"/>
-                <w:color w:val="000000"/>
-                <w:rtl w:val="0"/>
-              </w:rPr>
-              <w:t xml:space="preserve"> and implemented process improvements that reduced time-to-market and increased team efficiency.</w:t>
+              <w:t xml:space="preserve">Integrated LLM-assisted workflows</w:t>
+            </w:r>
+            <w:r>
+              <w:rPr>
+                <w:rFonts w:ascii="Roboto" w:cs="Roboto" w:eastAsia="Roboto" w:hAnsi="Roboto"/>
+                <w:color w:val="000000"/>
+                <w:rtl w:val="0"/>
+              </w:rPr>
+              <w:t xml:space="preserve"> into daily design operations to accelerate research, documentation, and design iteration across both tactical tasks and large-scale initiatives.</w:t>
             </w:r>
             <w:r>
               <w:rPr>
@@ -1239,6 +1376,11 @@
                 <w:rtl w:val="0"/>
               </w:rPr>
               <w:br w:type="textWrapping"/>
+            </w:r>
+            <w:r>
+              <w:rPr>
+                <w:rtl w:val="0"/>
+              </w:rPr>
             </w:r>
           </w:p>
           <w:p>
@@ -1247,7 +1389,7 @@
                 <w:ilvl w:val="0"/>
                 <w:numId w:val="2"/>
               </w:numPr>
-              <w:spacing w:after="0" w:afterAutospacing="0" w:before="0" w:beforeAutospacing="0" w:line="360" w:lineRule="auto"/>
+              <w:spacing w:before="0" w:line="360" w:lineRule="auto"/>
               <w:ind w:left="720" w:hanging="360"/>
               <w:rPr>
                 <w:rFonts w:ascii="Roboto" w:cs="Roboto" w:eastAsia="Roboto" w:hAnsi="Roboto"/>
@@ -1262,90 +1404,6 @@
                 <w:color w:val="000000"/>
                 <w:rtl w:val="0"/>
               </w:rPr>
-              <w:t xml:space="preserve">Established and enforced design guidelines</w:t>
-            </w:r>
-            <w:r>
-              <w:rPr>
-                <w:rFonts w:ascii="Roboto" w:cs="Roboto" w:eastAsia="Roboto" w:hAnsi="Roboto"/>
-                <w:color w:val="000000"/>
-                <w:rtl w:val="0"/>
-              </w:rPr>
-              <w:t xml:space="preserve"> through reviews, documentation, and feedback, aligning teams around shared quality standards.</w:t>
-            </w:r>
-            <w:r>
-              <w:rPr>
-                <w:rFonts w:ascii="Roboto" w:cs="Roboto" w:eastAsia="Roboto" w:hAnsi="Roboto"/>
-                <w:b w:val="1"/>
-                <w:bCs w:val="1"/>
-                <w:color w:val="000000"/>
-                <w:rtl w:val="0"/>
-              </w:rPr>
-              <w:br w:type="textWrapping"/>
-            </w:r>
-          </w:p>
-          <w:p>
-            <w:pPr>
-              <w:numPr>
-                <w:ilvl w:val="0"/>
-                <w:numId w:val="2"/>
-              </w:numPr>
-              <w:spacing w:after="0" w:afterAutospacing="0" w:before="0" w:beforeAutospacing="0" w:line="360" w:lineRule="auto"/>
-              <w:ind w:left="720" w:hanging="360"/>
-              <w:rPr>
-                <w:rFonts w:ascii="Roboto" w:cs="Roboto" w:eastAsia="Roboto" w:hAnsi="Roboto"/>
-                <w:color w:val="000000"/>
-              </w:rPr>
-            </w:pPr>
-            <w:r>
-              <w:rPr>
-                <w:rFonts w:ascii="Roboto" w:cs="Roboto" w:eastAsia="Roboto" w:hAnsi="Roboto"/>
-                <w:b w:val="1"/>
-                <w:bCs w:val="1"/>
-                <w:color w:val="000000"/>
-                <w:rtl w:val="0"/>
-              </w:rPr>
-              <w:t xml:space="preserve">Integrated LLM-assisted workflows</w:t>
-            </w:r>
-            <w:r>
-              <w:rPr>
-                <w:rFonts w:ascii="Roboto" w:cs="Roboto" w:eastAsia="Roboto" w:hAnsi="Roboto"/>
-                <w:color w:val="000000"/>
-                <w:rtl w:val="0"/>
-              </w:rPr>
-              <w:t xml:space="preserve"> into daily design operations to accelerate research, documentation, and design iteration across both tactical tasks and large-scale initiatives.</w:t>
-            </w:r>
-            <w:r>
-              <w:rPr>
-                <w:rFonts w:ascii="Roboto" w:cs="Roboto" w:eastAsia="Roboto" w:hAnsi="Roboto"/>
-                <w:b w:val="1"/>
-                <w:bCs w:val="1"/>
-                <w:color w:val="000000"/>
-                <w:rtl w:val="0"/>
-              </w:rPr>
-              <w:br w:type="textWrapping"/>
-            </w:r>
-          </w:p>
-          <w:p>
-            <w:pPr>
-              <w:numPr>
-                <w:ilvl w:val="0"/>
-                <w:numId w:val="2"/>
-              </w:numPr>
-              <w:spacing w:before="0" w:beforeAutospacing="0" w:line="360" w:lineRule="auto"/>
-              <w:ind w:left="720" w:hanging="360"/>
-              <w:rPr>
-                <w:rFonts w:ascii="Roboto" w:cs="Roboto" w:eastAsia="Roboto" w:hAnsi="Roboto"/>
-                <w:color w:val="000000"/>
-              </w:rPr>
-            </w:pPr>
-            <w:r>
-              <w:rPr>
-                <w:rFonts w:ascii="Roboto" w:cs="Roboto" w:eastAsia="Roboto" w:hAnsi="Roboto"/>
-                <w:b w:val="1"/>
-                <w:bCs w:val="1"/>
-                <w:color w:val="000000"/>
-                <w:rtl w:val="0"/>
-              </w:rPr>
               <w:t xml:space="preserve">Leveraged secure GPT tooling</w:t>
             </w:r>
             <w:r>
@@ -1355,11 +1413,6 @@
                 <w:rtl w:val="0"/>
               </w:rPr>
               <w:t xml:space="preserve"> for exploring code options, Figma Make for rapid prototyping and concept validation, and Copilot to streamline documentation and operational workflows while maintaining enterprise compliance standards.</w:t>
-            </w:r>
-            <w:r>
-              <w:rPr>
-                <w:rtl w:val="0"/>
-              </w:rPr>
             </w:r>
           </w:p>
         </w:tc>
@@ -1387,7 +1440,100 @@
                 <w:rFonts w:ascii="Roboto" w:cs="Roboto" w:eastAsia="Roboto" w:hAnsi="Roboto"/>
               </w:rPr>
             </w:pPr>
-            <w:bookmarkStart w:colFirst="0" w:colLast="0" w:name="_2xcytpi" w:id="10"/>
+            <w:bookmarkStart w:colFirst="0" w:colLast="0" w:name="_heading=h.7fn44ykk72k0" w:id="9"/>
+            <w:bookmarkEnd w:id="9"/>
+            <w:r>
+              <w:rPr>
+                <w:rFonts w:ascii="Roboto" w:cs="Roboto" w:eastAsia="Roboto" w:hAnsi="Roboto"/>
+                <w:b w:val="1"/>
+                <w:bCs w:val="1"/>
+                <w:color w:val="2079c7"/>
+                <w:rtl w:val="0"/>
+              </w:rPr>
+              <w:t xml:space="preserve">PRODUCT AND UX</w:t>
+            </w:r>
+            <w:r>
+              <w:rPr>
+                <w:rtl w:val="0"/>
+              </w:rPr>
+            </w:r>
+          </w:p>
+          <w:p>
+            <w:pPr>
+              <w:rPr>
+                <w:rFonts w:ascii="Roboto" w:cs="Roboto" w:eastAsia="Roboto" w:hAnsi="Roboto"/>
+              </w:rPr>
+            </w:pPr>
+            <w:r>
+              <w:rPr>
+                <w:rFonts w:ascii="Roboto" w:cs="Roboto" w:eastAsia="Roboto" w:hAnsi="Roboto"/>
+                <w:rtl w:val="0"/>
+              </w:rPr>
+              <w:t xml:space="preserve">Product Design</w:t>
+            </w:r>
+          </w:p>
+          <w:p>
+            <w:pPr>
+              <w:rPr>
+                <w:rFonts w:ascii="Roboto" w:cs="Roboto" w:eastAsia="Roboto" w:hAnsi="Roboto"/>
+              </w:rPr>
+            </w:pPr>
+            <w:r>
+              <w:rPr>
+                <w:rFonts w:ascii="Roboto" w:cs="Roboto" w:eastAsia="Roboto" w:hAnsi="Roboto"/>
+                <w:rtl w:val="0"/>
+              </w:rPr>
+              <w:t xml:space="preserve">User Experience Design</w:t>
+            </w:r>
+          </w:p>
+          <w:p>
+            <w:pPr>
+              <w:rPr>
+                <w:rFonts w:ascii="Roboto" w:cs="Roboto" w:eastAsia="Roboto" w:hAnsi="Roboto"/>
+              </w:rPr>
+            </w:pPr>
+            <w:r>
+              <w:rPr>
+                <w:rFonts w:ascii="Roboto" w:cs="Roboto" w:eastAsia="Roboto" w:hAnsi="Roboto"/>
+                <w:rtl w:val="0"/>
+              </w:rPr>
+              <w:t xml:space="preserve">Interaction Design</w:t>
+            </w:r>
+          </w:p>
+          <w:p>
+            <w:pPr>
+              <w:rPr>
+                <w:rFonts w:ascii="Roboto" w:cs="Roboto" w:eastAsia="Roboto" w:hAnsi="Roboto"/>
+              </w:rPr>
+            </w:pPr>
+            <w:r>
+              <w:rPr>
+                <w:rFonts w:ascii="Roboto" w:cs="Roboto" w:eastAsia="Roboto" w:hAnsi="Roboto"/>
+                <w:rtl w:val="0"/>
+              </w:rPr>
+              <w:t xml:space="preserve">Interface Design</w:t>
+            </w:r>
+          </w:p>
+          <w:p>
+            <w:pPr>
+              <w:rPr>
+                <w:rFonts w:ascii="Roboto" w:cs="Roboto" w:eastAsia="Roboto" w:hAnsi="Roboto"/>
+              </w:rPr>
+            </w:pPr>
+            <w:r>
+              <w:rPr>
+                <w:rtl w:val="0"/>
+              </w:rPr>
+            </w:r>
+          </w:p>
+          <w:p>
+            <w:pPr>
+              <w:pStyle w:val="Subtitle"/>
+              <w:rPr>
+                <w:rFonts w:ascii="Roboto" w:cs="Roboto" w:eastAsia="Roboto" w:hAnsi="Roboto"/>
+              </w:rPr>
+            </w:pPr>
+            <w:bookmarkStart w:colFirst="0" w:colLast="0" w:name="_heading=h.6gq642y0d3vc" w:id="10"/>
             <w:bookmarkEnd w:id="10"/>
             <w:r>
               <w:rPr>
@@ -1397,68 +1543,68 @@
                 <w:color w:val="2079c7"/>
                 <w:rtl w:val="0"/>
               </w:rPr>
-              <w:t xml:space="preserve">PRODUCT AND UX</w:t>
-            </w:r>
-            <w:r>
-              <w:rPr>
-                <w:rtl w:val="0"/>
-              </w:rPr>
-            </w:r>
-          </w:p>
-          <w:p>
-            <w:pPr>
-              <w:rPr>
-                <w:rFonts w:ascii="Roboto" w:cs="Roboto" w:eastAsia="Roboto" w:hAnsi="Roboto"/>
-              </w:rPr>
-            </w:pPr>
-            <w:r>
-              <w:rPr>
-                <w:rFonts w:ascii="Roboto" w:cs="Roboto" w:eastAsia="Roboto" w:hAnsi="Roboto"/>
-                <w:rtl w:val="0"/>
-              </w:rPr>
-              <w:t xml:space="preserve">Product Design</w:t>
-            </w:r>
-          </w:p>
-          <w:p>
-            <w:pPr>
-              <w:rPr>
-                <w:rFonts w:ascii="Roboto" w:cs="Roboto" w:eastAsia="Roboto" w:hAnsi="Roboto"/>
-              </w:rPr>
-            </w:pPr>
-            <w:r>
-              <w:rPr>
-                <w:rFonts w:ascii="Roboto" w:cs="Roboto" w:eastAsia="Roboto" w:hAnsi="Roboto"/>
-                <w:rtl w:val="0"/>
-              </w:rPr>
-              <w:t xml:space="preserve">User Experience Design</w:t>
-            </w:r>
-          </w:p>
-          <w:p>
-            <w:pPr>
-              <w:rPr>
-                <w:rFonts w:ascii="Roboto" w:cs="Roboto" w:eastAsia="Roboto" w:hAnsi="Roboto"/>
-              </w:rPr>
-            </w:pPr>
-            <w:r>
-              <w:rPr>
-                <w:rFonts w:ascii="Roboto" w:cs="Roboto" w:eastAsia="Roboto" w:hAnsi="Roboto"/>
-                <w:rtl w:val="0"/>
-              </w:rPr>
-              <w:t xml:space="preserve">Interaction Design</w:t>
-            </w:r>
-          </w:p>
-          <w:p>
-            <w:pPr>
-              <w:rPr>
-                <w:rFonts w:ascii="Roboto" w:cs="Roboto" w:eastAsia="Roboto" w:hAnsi="Roboto"/>
-              </w:rPr>
-            </w:pPr>
-            <w:r>
-              <w:rPr>
-                <w:rFonts w:ascii="Roboto" w:cs="Roboto" w:eastAsia="Roboto" w:hAnsi="Roboto"/>
-                <w:rtl w:val="0"/>
-              </w:rPr>
-              <w:t xml:space="preserve">Interface Design</w:t>
+              <w:t xml:space="preserve">VISUAL AND BRAND DESIGN</w:t>
+            </w:r>
+            <w:r>
+              <w:rPr>
+                <w:rtl w:val="0"/>
+              </w:rPr>
+            </w:r>
+          </w:p>
+          <w:p>
+            <w:pPr>
+              <w:rPr>
+                <w:rFonts w:ascii="Roboto" w:cs="Roboto" w:eastAsia="Roboto" w:hAnsi="Roboto"/>
+              </w:rPr>
+            </w:pPr>
+            <w:r>
+              <w:rPr>
+                <w:rFonts w:ascii="Roboto" w:cs="Roboto" w:eastAsia="Roboto" w:hAnsi="Roboto"/>
+                <w:rtl w:val="0"/>
+              </w:rPr>
+              <w:t xml:space="preserve">Visual Design</w:t>
+            </w:r>
+          </w:p>
+          <w:p>
+            <w:pPr>
+              <w:rPr>
+                <w:rFonts w:ascii="Roboto" w:cs="Roboto" w:eastAsia="Roboto" w:hAnsi="Roboto"/>
+              </w:rPr>
+            </w:pPr>
+            <w:r>
+              <w:rPr>
+                <w:rFonts w:ascii="Roboto" w:cs="Roboto" w:eastAsia="Roboto" w:hAnsi="Roboto"/>
+                <w:rtl w:val="0"/>
+              </w:rPr>
+              <w:t xml:space="preserve">Art Direction</w:t>
+            </w:r>
+          </w:p>
+          <w:p>
+            <w:pPr>
+              <w:rPr>
+                <w:rFonts w:ascii="Roboto" w:cs="Roboto" w:eastAsia="Roboto" w:hAnsi="Roboto"/>
+              </w:rPr>
+            </w:pPr>
+            <w:r>
+              <w:rPr>
+                <w:rFonts w:ascii="Roboto" w:cs="Roboto" w:eastAsia="Roboto" w:hAnsi="Roboto"/>
+                <w:rtl w:val="0"/>
+              </w:rPr>
+              <w:t xml:space="preserve">Branding &amp; Brand Identity</w:t>
+            </w:r>
+          </w:p>
+          <w:p>
+            <w:pPr>
+              <w:rPr>
+                <w:rFonts w:ascii="Roboto" w:cs="Roboto" w:eastAsia="Roboto" w:hAnsi="Roboto"/>
+              </w:rPr>
+            </w:pPr>
+            <w:r>
+              <w:rPr>
+                <w:rFonts w:ascii="Roboto" w:cs="Roboto" w:eastAsia="Roboto" w:hAnsi="Roboto"/>
+                <w:rtl w:val="0"/>
+              </w:rPr>
+              <w:t xml:space="preserve">Illustration</w:t>
             </w:r>
           </w:p>
           <w:p>
@@ -1478,9 +1624,12 @@
               <w:pStyle w:val="Subtitle"/>
               <w:rPr>
                 <w:rFonts w:ascii="Roboto" w:cs="Roboto" w:eastAsia="Roboto" w:hAnsi="Roboto"/>
-              </w:rPr>
-            </w:pPr>
-            <w:bookmarkStart w:colFirst="0" w:colLast="0" w:name="_8ji3roer5mt1" w:id="11"/>
+                <w:b w:val="1"/>
+                <w:bCs w:val="1"/>
+                <w:color w:val="2079c7"/>
+              </w:rPr>
+            </w:pPr>
+            <w:bookmarkStart w:colFirst="0" w:colLast="0" w:name="_heading=h.thb5mf1y7z2q" w:id="11"/>
             <w:bookmarkEnd w:id="11"/>
             <w:r>
               <w:rPr>
@@ -1490,68 +1639,24 @@
                 <w:color w:val="2079c7"/>
                 <w:rtl w:val="0"/>
               </w:rPr>
-              <w:t xml:space="preserve">VISUAL AND BRAND DESIGN</w:t>
-            </w:r>
-            <w:r>
-              <w:rPr>
-                <w:rtl w:val="0"/>
-              </w:rPr>
-            </w:r>
-          </w:p>
-          <w:p>
-            <w:pPr>
-              <w:rPr>
-                <w:rFonts w:ascii="Roboto" w:cs="Roboto" w:eastAsia="Roboto" w:hAnsi="Roboto"/>
-              </w:rPr>
-            </w:pPr>
-            <w:r>
-              <w:rPr>
-                <w:rFonts w:ascii="Roboto" w:cs="Roboto" w:eastAsia="Roboto" w:hAnsi="Roboto"/>
-                <w:rtl w:val="0"/>
-              </w:rPr>
-              <w:t xml:space="preserve">Visual Design</w:t>
-            </w:r>
-          </w:p>
-          <w:p>
-            <w:pPr>
-              <w:rPr>
-                <w:rFonts w:ascii="Roboto" w:cs="Roboto" w:eastAsia="Roboto" w:hAnsi="Roboto"/>
-              </w:rPr>
-            </w:pPr>
-            <w:r>
-              <w:rPr>
-                <w:rFonts w:ascii="Roboto" w:cs="Roboto" w:eastAsia="Roboto" w:hAnsi="Roboto"/>
-                <w:rtl w:val="0"/>
-              </w:rPr>
-              <w:t xml:space="preserve">Art Direction</w:t>
-            </w:r>
-          </w:p>
-          <w:p>
-            <w:pPr>
-              <w:rPr>
-                <w:rFonts w:ascii="Roboto" w:cs="Roboto" w:eastAsia="Roboto" w:hAnsi="Roboto"/>
-              </w:rPr>
-            </w:pPr>
-            <w:r>
-              <w:rPr>
-                <w:rFonts w:ascii="Roboto" w:cs="Roboto" w:eastAsia="Roboto" w:hAnsi="Roboto"/>
-                <w:rtl w:val="0"/>
-              </w:rPr>
-              <w:t xml:space="preserve">Branding &amp; Brand Identity</w:t>
-            </w:r>
-          </w:p>
-          <w:p>
-            <w:pPr>
-              <w:rPr>
-                <w:rFonts w:ascii="Roboto" w:cs="Roboto" w:eastAsia="Roboto" w:hAnsi="Roboto"/>
-              </w:rPr>
-            </w:pPr>
-            <w:r>
-              <w:rPr>
-                <w:rFonts w:ascii="Roboto" w:cs="Roboto" w:eastAsia="Roboto" w:hAnsi="Roboto"/>
-                <w:rtl w:val="0"/>
-              </w:rPr>
-              <w:t xml:space="preserve">Illustration</w:t>
+              <w:t xml:space="preserve">LEADERSHIP &amp; DELIVERY</w:t>
+            </w:r>
+          </w:p>
+          <w:p>
+            <w:pPr>
+              <w:rPr/>
+            </w:pPr>
+            <w:r>
+              <w:rPr>
+                <w:rFonts w:ascii="Roboto" w:cs="Roboto" w:eastAsia="Roboto" w:hAnsi="Roboto"/>
+                <w:rtl w:val="0"/>
+              </w:rPr>
+              <w:t xml:space="preserve">Creative Management</w:t>
+            </w:r>
+            <w:r>
+              <w:rPr>
+                <w:rtl w:val="0"/>
+              </w:rPr>
             </w:r>
           </w:p>
           <w:p>
@@ -1576,7 +1681,7 @@
                 <w:color w:val="2079c7"/>
               </w:rPr>
             </w:pPr>
-            <w:bookmarkStart w:colFirst="0" w:colLast="0" w:name="_ck0ulyuvvvcy" w:id="12"/>
+            <w:bookmarkStart w:colFirst="0" w:colLast="0" w:name="_heading=h.saftd4qcv0ii" w:id="12"/>
             <w:bookmarkEnd w:id="12"/>
             <w:r>
               <w:rPr>
@@ -1586,41 +1691,25 @@
                 <w:color w:val="2079c7"/>
                 <w:rtl w:val="0"/>
               </w:rPr>
-              <w:t xml:space="preserve">LEADERSHIP &amp; DELIVERY</w:t>
-            </w:r>
-          </w:p>
-          <w:p>
-            <w:pPr>
-              <w:rPr/>
-            </w:pPr>
-            <w:r>
-              <w:rPr>
-                <w:rFonts w:ascii="Roboto" w:cs="Roboto" w:eastAsia="Roboto" w:hAnsi="Roboto"/>
-                <w:rtl w:val="0"/>
-              </w:rPr>
-              <w:t xml:space="preserve">Creative Management</w:t>
-            </w:r>
-            <w:r>
-              <w:rPr>
-                <w:rtl w:val="0"/>
-              </w:rPr>
-            </w:r>
-          </w:p>
-          <w:p>
-            <w:pPr>
-              <w:rPr>
-                <w:rFonts w:ascii="Roboto" w:cs="Roboto" w:eastAsia="Roboto" w:hAnsi="Roboto"/>
-              </w:rPr>
-            </w:pPr>
-            <w:r>
-              <w:rPr>
-                <w:rtl w:val="0"/>
-              </w:rPr>
-            </w:r>
-          </w:p>
-          <w:p>
-            <w:pPr>
-              <w:pStyle w:val="Subtitle"/>
+              <w:t xml:space="preserve">DESIGN &amp; PRODUCTION</w:t>
+            </w:r>
+          </w:p>
+          <w:p>
+            <w:pPr>
+              <w:rPr>
+                <w:rFonts w:ascii="Roboto" w:cs="Roboto" w:eastAsia="Roboto" w:hAnsi="Roboto"/>
+              </w:rPr>
+            </w:pPr>
+            <w:r>
+              <w:rPr>
+                <w:rFonts w:ascii="Roboto" w:cs="Roboto" w:eastAsia="Roboto" w:hAnsi="Roboto"/>
+                <w:rtl w:val="0"/>
+              </w:rPr>
+              <w:t xml:space="preserve">LLM-Assisted Workflow Integration</w:t>
+            </w:r>
+          </w:p>
+          <w:p>
+            <w:pPr>
               <w:rPr>
                 <w:rFonts w:ascii="Roboto" w:cs="Roboto" w:eastAsia="Roboto" w:hAnsi="Roboto"/>
                 <w:b w:val="1"/>
@@ -1628,42 +1717,6 @@
                 <w:color w:val="2079c7"/>
               </w:rPr>
             </w:pPr>
-            <w:bookmarkStart w:colFirst="0" w:colLast="0" w:name="_kzlc2xml4i18" w:id="13"/>
-            <w:bookmarkEnd w:id="13"/>
-            <w:r>
-              <w:rPr>
-                <w:rFonts w:ascii="Roboto" w:cs="Roboto" w:eastAsia="Roboto" w:hAnsi="Roboto"/>
-                <w:b w:val="1"/>
-                <w:bCs w:val="1"/>
-                <w:color w:val="2079c7"/>
-                <w:rtl w:val="0"/>
-              </w:rPr>
-              <w:t xml:space="preserve">DESIGN &amp; PRODUCTION</w:t>
-            </w:r>
-          </w:p>
-          <w:p>
-            <w:pPr>
-              <w:rPr>
-                <w:rFonts w:ascii="Roboto" w:cs="Roboto" w:eastAsia="Roboto" w:hAnsi="Roboto"/>
-              </w:rPr>
-            </w:pPr>
-            <w:r>
-              <w:rPr>
-                <w:rFonts w:ascii="Roboto" w:cs="Roboto" w:eastAsia="Roboto" w:hAnsi="Roboto"/>
-                <w:rtl w:val="0"/>
-              </w:rPr>
-              <w:t xml:space="preserve">LLM-Assisted Workflow Integration</w:t>
-            </w:r>
-          </w:p>
-          <w:p>
-            <w:pPr>
-              <w:rPr>
-                <w:rFonts w:ascii="Roboto" w:cs="Roboto" w:eastAsia="Roboto" w:hAnsi="Roboto"/>
-                <w:b w:val="1"/>
-                <w:bCs w:val="1"/>
-                <w:color w:val="2079c7"/>
-              </w:rPr>
-            </w:pPr>
             <w:r>
               <w:rPr>
                 <w:rFonts w:ascii="Roboto" w:cs="Roboto" w:eastAsia="Roboto" w:hAnsi="Roboto"/>
@@ -1703,11 +1756,6 @@
                 <w:rtl w:val="0"/>
               </w:rPr>
               <w:t xml:space="preserve">Video Editing</w:t>
-            </w:r>
-            <w:r>
-              <w:rPr>
-                <w:rtl w:val="0"/>
-              </w:rPr>
             </w:r>
           </w:p>
           <w:p>
@@ -1896,7 +1944,7 @@
                 <w:szCs w:val="16"/>
               </w:rPr>
             </w:pPr>
-            <w:hyperlink r:id="rId9">
+            <w:hyperlink r:id="rId10">
               <w:r>
                 <w:rPr>
                   <w:rFonts w:ascii="Roboto" w:cs="Roboto" w:eastAsia="Roboto" w:hAnsi="Roboto"/>
@@ -1929,7 +1977,7 @@
                 <w:szCs w:val="16"/>
               </w:rPr>
             </w:pPr>
-            <w:hyperlink r:id="rId10">
+            <w:hyperlink r:id="rId11">
               <w:r>
                 <w:rPr>
                   <w:rFonts w:ascii="Roboto" w:cs="Roboto" w:eastAsia="Roboto" w:hAnsi="Roboto"/>
@@ -1957,7 +2005,7 @@
                 <w:rFonts w:ascii="Roboto" w:cs="Roboto" w:eastAsia="Roboto" w:hAnsi="Roboto"/>
               </w:rPr>
             </w:pPr>
-            <w:hyperlink r:id="rId11">
+            <w:hyperlink r:id="rId12">
               <w:r>
                 <w:rPr>
                   <w:rFonts w:ascii="Roboto" w:cs="Roboto" w:eastAsia="Roboto" w:hAnsi="Roboto"/>
@@ -2037,117 +2085,117 @@
                 <w:rFonts w:ascii="Roboto" w:cs="Roboto" w:eastAsia="Roboto" w:hAnsi="Roboto"/>
               </w:rPr>
             </w:pPr>
-            <w:bookmarkStart w:colFirst="0" w:colLast="0" w:name="_35h7yfiy4lgh" w:id="14"/>
+            <w:bookmarkStart w:colFirst="0" w:colLast="0" w:name="_heading=h.pytvlvvnor5o" w:id="13"/>
+            <w:bookmarkEnd w:id="13"/>
+            <w:r>
+              <w:rPr>
+                <w:rFonts w:ascii="Roboto" w:cs="Roboto" w:eastAsia="Roboto" w:hAnsi="Roboto"/>
+                <w:b w:val="1"/>
+                <w:bCs w:val="1"/>
+                <w:color w:val="2079c7"/>
+                <w:rtl w:val="0"/>
+              </w:rPr>
+              <w:t xml:space="preserve">TEAM ACCOMPLISHMENTS</w:t>
+            </w:r>
+            <w:r>
+              <w:rPr>
+                <w:rtl w:val="0"/>
+              </w:rPr>
+            </w:r>
+          </w:p>
+          <w:p>
+            <w:pPr>
+              <w:rPr>
+                <w:rFonts w:ascii="Roboto" w:cs="Roboto" w:eastAsia="Roboto" w:hAnsi="Roboto"/>
+              </w:rPr>
+            </w:pPr>
+            <w:r>
+              <w:rPr>
+                <w:rFonts w:ascii="Roboto" w:cs="Roboto" w:eastAsia="Roboto" w:hAnsi="Roboto"/>
+                <w:rtl w:val="0"/>
+              </w:rPr>
+              <w:t xml:space="preserve">Design System &amp; Pattern Library Creation</w:t>
+            </w:r>
+          </w:p>
+          <w:p>
+            <w:pPr>
+              <w:rPr>
+                <w:rFonts w:ascii="Roboto" w:cs="Roboto" w:eastAsia="Roboto" w:hAnsi="Roboto"/>
+              </w:rPr>
+            </w:pPr>
+            <w:r>
+              <w:rPr>
+                <w:rFonts w:ascii="Roboto" w:cs="Roboto" w:eastAsia="Roboto" w:hAnsi="Roboto"/>
+                <w:rtl w:val="0"/>
+              </w:rPr>
+              <w:t xml:space="preserve">Mobile App Redesign (Ionic)</w:t>
+            </w:r>
+          </w:p>
+          <w:p>
+            <w:pPr>
+              <w:rPr>
+                <w:rFonts w:ascii="Roboto" w:cs="Roboto" w:eastAsia="Roboto" w:hAnsi="Roboto"/>
+              </w:rPr>
+            </w:pPr>
+            <w:r>
+              <w:rPr>
+                <w:rFonts w:ascii="Roboto" w:cs="Roboto" w:eastAsia="Roboto" w:hAnsi="Roboto"/>
+                <w:rtl w:val="0"/>
+              </w:rPr>
+              <w:t xml:space="preserve">Member Portal Redesign</w:t>
+            </w:r>
+          </w:p>
+          <w:p>
+            <w:pPr>
+              <w:rPr>
+                <w:rFonts w:ascii="Roboto" w:cs="Roboto" w:eastAsia="Roboto" w:hAnsi="Roboto"/>
+              </w:rPr>
+            </w:pPr>
+            <w:r>
+              <w:rPr>
+                <w:rFonts w:ascii="Roboto" w:cs="Roboto" w:eastAsia="Roboto" w:hAnsi="Roboto"/>
+                <w:rtl w:val="0"/>
+              </w:rPr>
+              <w:t xml:space="preserve">Member Portal Virtual Assistant</w:t>
+            </w:r>
+          </w:p>
+          <w:p>
+            <w:pPr>
+              <w:rPr>
+                <w:rFonts w:ascii="Roboto" w:cs="Roboto" w:eastAsia="Roboto" w:hAnsi="Roboto"/>
+              </w:rPr>
+            </w:pPr>
+            <w:r>
+              <w:rPr>
+                <w:rFonts w:ascii="Roboto" w:cs="Roboto" w:eastAsia="Roboto" w:hAnsi="Roboto"/>
+                <w:rtl w:val="0"/>
+              </w:rPr>
+              <w:t xml:space="preserve">High-Fidelity Prototyping</w:t>
+            </w:r>
+          </w:p>
+          <w:p>
+            <w:pPr>
+              <w:rPr>
+                <w:rFonts w:ascii="Roboto" w:cs="Roboto" w:eastAsia="Roboto" w:hAnsi="Roboto"/>
+              </w:rPr>
+            </w:pPr>
+            <w:r>
+              <w:rPr>
+                <w:rFonts w:ascii="Roboto" w:cs="Roboto" w:eastAsia="Roboto" w:hAnsi="Roboto"/>
+                <w:rtl w:val="0"/>
+              </w:rPr>
+              <w:t xml:space="preserve">Front-End Optimization (CSS &amp; HTML)</w:t>
+            </w:r>
+          </w:p>
+          <w:p>
+            <w:pPr>
+              <w:pStyle w:val="Heading1"/>
+              <w:rPr>
+                <w:rFonts w:ascii="Roboto" w:cs="Roboto" w:eastAsia="Roboto" w:hAnsi="Roboto"/>
+              </w:rPr>
+            </w:pPr>
+            <w:bookmarkStart w:colFirst="0" w:colLast="0" w:name="_heading=h.kk0n596c1row" w:id="14"/>
             <w:bookmarkEnd w:id="14"/>
-            <w:r>
-              <w:rPr>
-                <w:rFonts w:ascii="Roboto" w:cs="Roboto" w:eastAsia="Roboto" w:hAnsi="Roboto"/>
-                <w:b w:val="1"/>
-                <w:bCs w:val="1"/>
-                <w:color w:val="2079c7"/>
-                <w:rtl w:val="0"/>
-              </w:rPr>
-              <w:t xml:space="preserve">TEAM ACCOMPLISHMENTS</w:t>
-            </w:r>
-            <w:r>
-              <w:rPr>
-                <w:rtl w:val="0"/>
-              </w:rPr>
-            </w:r>
-          </w:p>
-          <w:p>
-            <w:pPr>
-              <w:rPr>
-                <w:rFonts w:ascii="Roboto" w:cs="Roboto" w:eastAsia="Roboto" w:hAnsi="Roboto"/>
-              </w:rPr>
-            </w:pPr>
-            <w:r>
-              <w:rPr>
-                <w:rFonts w:ascii="Roboto" w:cs="Roboto" w:eastAsia="Roboto" w:hAnsi="Roboto"/>
-                <w:rtl w:val="0"/>
-              </w:rPr>
-              <w:t xml:space="preserve">Design System &amp; Pattern Library Creation</w:t>
-            </w:r>
-          </w:p>
-          <w:p>
-            <w:pPr>
-              <w:rPr>
-                <w:rFonts w:ascii="Roboto" w:cs="Roboto" w:eastAsia="Roboto" w:hAnsi="Roboto"/>
-              </w:rPr>
-            </w:pPr>
-            <w:r>
-              <w:rPr>
-                <w:rFonts w:ascii="Roboto" w:cs="Roboto" w:eastAsia="Roboto" w:hAnsi="Roboto"/>
-                <w:rtl w:val="0"/>
-              </w:rPr>
-              <w:t xml:space="preserve">Mobile App Redesign (Ionic)</w:t>
-            </w:r>
-          </w:p>
-          <w:p>
-            <w:pPr>
-              <w:rPr>
-                <w:rFonts w:ascii="Roboto" w:cs="Roboto" w:eastAsia="Roboto" w:hAnsi="Roboto"/>
-              </w:rPr>
-            </w:pPr>
-            <w:r>
-              <w:rPr>
-                <w:rFonts w:ascii="Roboto" w:cs="Roboto" w:eastAsia="Roboto" w:hAnsi="Roboto"/>
-                <w:rtl w:val="0"/>
-              </w:rPr>
-              <w:t xml:space="preserve">Member Portal Redesign</w:t>
-            </w:r>
-          </w:p>
-          <w:p>
-            <w:pPr>
-              <w:rPr>
-                <w:rFonts w:ascii="Roboto" w:cs="Roboto" w:eastAsia="Roboto" w:hAnsi="Roboto"/>
-              </w:rPr>
-            </w:pPr>
-            <w:r>
-              <w:rPr>
-                <w:rFonts w:ascii="Roboto" w:cs="Roboto" w:eastAsia="Roboto" w:hAnsi="Roboto"/>
-                <w:rtl w:val="0"/>
-              </w:rPr>
-              <w:t xml:space="preserve">Member Portal Virtual Assistant</w:t>
-            </w:r>
-          </w:p>
-          <w:p>
-            <w:pPr>
-              <w:rPr>
-                <w:rFonts w:ascii="Roboto" w:cs="Roboto" w:eastAsia="Roboto" w:hAnsi="Roboto"/>
-              </w:rPr>
-            </w:pPr>
-            <w:r>
-              <w:rPr>
-                <w:rFonts w:ascii="Roboto" w:cs="Roboto" w:eastAsia="Roboto" w:hAnsi="Roboto"/>
-                <w:rtl w:val="0"/>
-              </w:rPr>
-              <w:t xml:space="preserve">High-Fidelity Prototyping</w:t>
-            </w:r>
-          </w:p>
-          <w:p>
-            <w:pPr>
-              <w:rPr>
-                <w:rFonts w:ascii="Roboto" w:cs="Roboto" w:eastAsia="Roboto" w:hAnsi="Roboto"/>
-              </w:rPr>
-            </w:pPr>
-            <w:r>
-              <w:rPr>
-                <w:rFonts w:ascii="Roboto" w:cs="Roboto" w:eastAsia="Roboto" w:hAnsi="Roboto"/>
-                <w:rtl w:val="0"/>
-              </w:rPr>
-              <w:t xml:space="preserve">Front-End Optimization (CSS &amp; HTML)</w:t>
-            </w:r>
-          </w:p>
-          <w:p>
-            <w:pPr>
-              <w:pStyle w:val="Heading1"/>
-              <w:rPr>
-                <w:rFonts w:ascii="Roboto" w:cs="Roboto" w:eastAsia="Roboto" w:hAnsi="Roboto"/>
-              </w:rPr>
-            </w:pPr>
-            <w:bookmarkStart w:colFirst="0" w:colLast="0" w:name="_23ckvvd" w:id="15"/>
-            <w:bookmarkEnd w:id="15"/>
             <w:r>
               <w:rPr>
                 <w:rFonts w:ascii="Roboto" w:cs="Roboto" w:eastAsia="Roboto" w:hAnsi="Roboto"/>
@@ -2328,8 +2376,8 @@
                 <w:szCs w:val="52"/>
               </w:rPr>
             </w:pPr>
-            <w:bookmarkStart w:colFirst="0" w:colLast="0" w:name="_7pxoo6hjvkfo" w:id="16"/>
-            <w:bookmarkEnd w:id="16"/>
+            <w:bookmarkStart w:colFirst="0" w:colLast="0" w:name="_heading=h.2ir7jnln7ml0" w:id="15"/>
+            <w:bookmarkEnd w:id="15"/>
             <w:r>
               <w:rPr>
                 <w:rFonts w:ascii="Roboto" w:cs="Roboto" w:eastAsia="Roboto" w:hAnsi="Roboto"/>
@@ -2356,8 +2404,8 @@
                 <w:szCs w:val="24"/>
               </w:rPr>
             </w:pPr>
-            <w:bookmarkStart w:colFirst="0" w:colLast="0" w:name="_wlm53nftq5du" w:id="17"/>
-            <w:bookmarkEnd w:id="17"/>
+            <w:bookmarkStart w:colFirst="0" w:colLast="0" w:name="_heading=h.ghllkeg9u53g" w:id="16"/>
+            <w:bookmarkEnd w:id="16"/>
             <w:r>
               <w:rPr>
                 <w:rFonts w:ascii="Roboto" w:cs="Roboto" w:eastAsia="Roboto" w:hAnsi="Roboto"/>
@@ -2377,8 +2425,8 @@
                 <w:rFonts w:ascii="Roboto" w:cs="Roboto" w:eastAsia="Roboto" w:hAnsi="Roboto"/>
               </w:rPr>
             </w:pPr>
-            <w:bookmarkStart w:colFirst="0" w:colLast="0" w:name="_z29wusfqfr2x" w:id="18"/>
-            <w:bookmarkEnd w:id="18"/>
+            <w:bookmarkStart w:colFirst="0" w:colLast="0" w:name="_heading=h.m2sqrpxgwzc2" w:id="17"/>
+            <w:bookmarkEnd w:id="17"/>
             <w:r>
               <w:rPr>
                 <w:rFonts w:ascii="Roboto" w:cs="Roboto" w:eastAsia="Roboto" w:hAnsi="Roboto"/>
@@ -2406,8 +2454,8 @@
                 <w:szCs w:val="24"/>
               </w:rPr>
             </w:pPr>
-            <w:bookmarkStart w:colFirst="0" w:colLast="0" w:name="_ki2hv26kt817" w:id="19"/>
-            <w:bookmarkEnd w:id="19"/>
+            <w:bookmarkStart w:colFirst="0" w:colLast="0" w:name="_heading=h.q8gcog5ycfi0" w:id="18"/>
+            <w:bookmarkEnd w:id="18"/>
             <w:r>
               <w:rPr>
                 <w:rFonts w:ascii="Roboto" w:cs="Roboto" w:eastAsia="Roboto" w:hAnsi="Roboto"/>
@@ -2437,8 +2485,8 @@
                 <w:iCs w:val="1"/>
               </w:rPr>
             </w:pPr>
-            <w:bookmarkStart w:colFirst="0" w:colLast="0" w:name="_w0we5megq5xj" w:id="20"/>
-            <w:bookmarkEnd w:id="20"/>
+            <w:bookmarkStart w:colFirst="0" w:colLast="0" w:name="_heading=h.4c24xlh4fxm5" w:id="19"/>
+            <w:bookmarkEnd w:id="19"/>
             <w:r>
               <w:rPr>
                 <w:rFonts w:ascii="Roboto" w:cs="Roboto" w:eastAsia="Roboto" w:hAnsi="Roboto"/>
@@ -2490,8 +2538,8 @@
                 <w:szCs w:val="20"/>
               </w:rPr>
             </w:pPr>
-            <w:bookmarkStart w:colFirst="0" w:colLast="0" w:name="_f3pq1ekzjhkl" w:id="21"/>
-            <w:bookmarkEnd w:id="21"/>
+            <w:bookmarkStart w:colFirst="0" w:colLast="0" w:name="_heading=h.vdk6mq1afg8x" w:id="20"/>
+            <w:bookmarkEnd w:id="20"/>
             <w:r>
               <w:rPr>
                 <w:rFonts w:ascii="Roboto" w:cs="Roboto" w:eastAsia="Roboto" w:hAnsi="Roboto"/>
@@ -2530,8 +2578,8 @@
                 <w:iCs w:val="1"/>
               </w:rPr>
             </w:pPr>
-            <w:bookmarkStart w:colFirst="0" w:colLast="0" w:name="_p5unr25irmlf" w:id="22"/>
-            <w:bookmarkEnd w:id="22"/>
+            <w:bookmarkStart w:colFirst="0" w:colLast="0" w:name="_heading=h.m49cqt5yadvt" w:id="21"/>
+            <w:bookmarkEnd w:id="21"/>
             <w:r>
               <w:rPr>
                 <w:rFonts w:ascii="Roboto" w:cs="Roboto" w:eastAsia="Roboto" w:hAnsi="Roboto"/>
@@ -2583,8 +2631,8 @@
                 <w:szCs w:val="20"/>
               </w:rPr>
             </w:pPr>
-            <w:bookmarkStart w:colFirst="0" w:colLast="0" w:name="_psoafvskq0dx" w:id="23"/>
-            <w:bookmarkEnd w:id="23"/>
+            <w:bookmarkStart w:colFirst="0" w:colLast="0" w:name="_heading=h.qejlisdhbkck" w:id="22"/>
+            <w:bookmarkEnd w:id="22"/>
             <w:r>
               <w:rPr>
                 <w:rFonts w:ascii="Roboto" w:cs="Roboto" w:eastAsia="Roboto" w:hAnsi="Roboto"/>
@@ -2639,8 +2687,8 @@
                 <w:szCs w:val="24"/>
               </w:rPr>
             </w:pPr>
-            <w:bookmarkStart w:colFirst="0" w:colLast="0" w:name="_e1lo81vyv4h6" w:id="24"/>
-            <w:bookmarkEnd w:id="24"/>
+            <w:bookmarkStart w:colFirst="0" w:colLast="0" w:name="_heading=h.16m02txb7rf" w:id="23"/>
+            <w:bookmarkEnd w:id="23"/>
             <w:r>
               <w:rPr>
                 <w:rFonts w:ascii="Roboto" w:cs="Roboto" w:eastAsia="Roboto" w:hAnsi="Roboto"/>
@@ -2662,8 +2710,8 @@
                 <w:iCs w:val="1"/>
               </w:rPr>
             </w:pPr>
-            <w:bookmarkStart w:colFirst="0" w:colLast="0" w:name="_rkysolrqptj5" w:id="25"/>
-            <w:bookmarkEnd w:id="25"/>
+            <w:bookmarkStart w:colFirst="0" w:colLast="0" w:name="_heading=h.b86j3ye4dt1i" w:id="24"/>
+            <w:bookmarkEnd w:id="24"/>
             <w:r>
               <w:rPr>
                 <w:rFonts w:ascii="Roboto" w:cs="Roboto" w:eastAsia="Roboto" w:hAnsi="Roboto"/>
@@ -2715,8 +2763,8 @@
                 <w:szCs w:val="20"/>
               </w:rPr>
             </w:pPr>
-            <w:bookmarkStart w:colFirst="0" w:colLast="0" w:name="_pw3ubv1l8mky" w:id="26"/>
-            <w:bookmarkEnd w:id="26"/>
+            <w:bookmarkStart w:colFirst="0" w:colLast="0" w:name="_heading=h.1qvgsmwkswyn" w:id="25"/>
+            <w:bookmarkEnd w:id="25"/>
             <w:r>
               <w:rPr>
                 <w:rFonts w:ascii="Roboto" w:cs="Roboto" w:eastAsia="Roboto" w:hAnsi="Roboto"/>
@@ -2759,8 +2807,8 @@
                 <w:iCs w:val="1"/>
               </w:rPr>
             </w:pPr>
-            <w:bookmarkStart w:colFirst="0" w:colLast="0" w:name="_c29amvi0o7b0" w:id="27"/>
-            <w:bookmarkEnd w:id="27"/>
+            <w:bookmarkStart w:colFirst="0" w:colLast="0" w:name="_heading=h.meherjtbr5z5" w:id="26"/>
+            <w:bookmarkEnd w:id="26"/>
             <w:r>
               <w:rPr>
                 <w:rFonts w:ascii="Roboto" w:cs="Roboto" w:eastAsia="Roboto" w:hAnsi="Roboto"/>
@@ -2812,8 +2860,8 @@
                 <w:szCs w:val="20"/>
               </w:rPr>
             </w:pPr>
-            <w:bookmarkStart w:colFirst="0" w:colLast="0" w:name="_aociujimijjh" w:id="28"/>
-            <w:bookmarkEnd w:id="28"/>
+            <w:bookmarkStart w:colFirst="0" w:colLast="0" w:name="_heading=h.94wiyempghtq" w:id="27"/>
+            <w:bookmarkEnd w:id="27"/>
             <w:r>
               <w:rPr>
                 <w:rFonts w:ascii="Roboto" w:cs="Roboto" w:eastAsia="Roboto" w:hAnsi="Roboto"/>
@@ -2835,8 +2883,8 @@
                 <w:szCs w:val="18"/>
               </w:rPr>
             </w:pPr>
-            <w:bookmarkStart w:colFirst="0" w:colLast="0" w:name="_4r1glcl20h7s" w:id="29"/>
-            <w:bookmarkEnd w:id="29"/>
+            <w:bookmarkStart w:colFirst="0" w:colLast="0" w:name="_heading=h.i5p6hz4uklcx" w:id="28"/>
+            <w:bookmarkEnd w:id="28"/>
             <w:r>
               <w:rPr>
                 <w:rFonts w:ascii="Roboto" w:cs="Roboto" w:eastAsia="Roboto" w:hAnsi="Roboto"/>
@@ -2934,7 +2982,7 @@
                 <w:szCs w:val="16"/>
               </w:rPr>
             </w:pPr>
-            <w:hyperlink r:id="rId12">
+            <w:hyperlink r:id="rId13">
               <w:r>
                 <w:rPr>
                   <w:rFonts w:ascii="Roboto" w:cs="Roboto" w:eastAsia="Roboto" w:hAnsi="Roboto"/>
@@ -2963,7 +3011,7 @@
                 <w:szCs w:val="16"/>
               </w:rPr>
             </w:pPr>
-            <w:hyperlink r:id="rId13">
+            <w:hyperlink r:id="rId14">
               <w:r>
                 <w:rPr>
                   <w:rFonts w:ascii="Roboto" w:cs="Roboto" w:eastAsia="Roboto" w:hAnsi="Roboto"/>
@@ -2993,7 +3041,7 @@
                 <w:szCs w:val="16"/>
               </w:rPr>
             </w:pPr>
-            <w:hyperlink r:id="rId14">
+            <w:hyperlink r:id="rId15">
               <w:r>
                 <w:rPr>
                   <w:rFonts w:ascii="Roboto" w:cs="Roboto" w:eastAsia="Roboto" w:hAnsi="Roboto"/>
@@ -3021,19 +3069,14 @@
                 <w:rFonts w:ascii="Roboto" w:cs="Roboto" w:eastAsia="Roboto" w:hAnsi="Roboto"/>
               </w:rPr>
             </w:pPr>
-            <w:bookmarkStart w:colFirst="0" w:colLast="0" w:name="_32hioqz" w:id="30"/>
-            <w:bookmarkEnd w:id="30"/>
+            <w:bookmarkStart w:colFirst="0" w:colLast="0" w:name="_heading=h.hnr1vbjs48qk" w:id="29"/>
+            <w:bookmarkEnd w:id="29"/>
             <w:r>
               <w:rPr>
                 <w:rFonts w:ascii="Roboto" w:cs="Roboto" w:eastAsia="Roboto" w:hAnsi="Roboto"/>
                 <w:rtl w:val="0"/>
               </w:rPr>
               <w:t xml:space="preserve">APPLICATIONS</w:t>
-            </w:r>
-            <w:r>
-              <w:rPr>
-                <w:rtl w:val="0"/>
-              </w:rPr>
             </w:r>
           </w:p>
           <w:p>
@@ -3700,6 +3743,34 @@
       <w:szCs w:val="72"/>
     </w:rPr>
   </w:style>
+  <w:style w:type="table" w:styleId="TableNormal" w:default="1">
+    <w:name w:val="TableNormal"/>
+    <w:tblPr>
+      <w:tblCellMar>
+        <w:top w:w="100.0" w:type="dxa"/>
+        <w:left w:w="100.0" w:type="dxa"/>
+        <w:bottom w:w="100.0" w:type="dxa"/>
+        <w:right w:w="100.0" w:type="dxa"/>
+      </w:tblCellMar>
+    </w:tblPr>
+  </w:style>
+  <w:style w:type="paragraph" w:styleId="Normal" w:default="1">
+    <w:name w:val="normal"/>
+  </w:style>
+  <w:style w:type="table" w:styleId="Table1">
+    <w:basedOn w:val="TableNormal"/>
+    <w:tblPr>
+      <w:tblStyleRowBandSize w:val="1"/>
+      <w:tblStyleColBandSize w:val="1"/>
+    </w:tblPr>
+  </w:style>
+  <w:style w:type="table" w:styleId="Table2">
+    <w:basedOn w:val="TableNormal"/>
+    <w:tblPr>
+      <w:tblStyleRowBandSize w:val="1"/>
+      <w:tblStyleColBandSize w:val="1"/>
+    </w:tblPr>
+  </w:style>
   <w:style w:type="paragraph" w:styleId="Subtitle">
     <w:name w:val="Subtitle"/>
     <w:basedOn w:val="Normal"/>
@@ -4048,4 +4119,19 @@
   </a:objectDefaults>
   <a:extraClrSchemeLst/>
 </a:theme>
+</file>
+
+<file path=customXML/item1.xml><?xml version="1.0" encoding="utf-8"?>
+<go:gDocsCustomXmlDataStorage xmlns:go="http://customooxmlschemas.google.com/" xmlns:r="http://schemas.openxmlformats.org/officeDocument/2006/relationships" uri="GoogleDocsCustomDataVersion2">
+  <go:docsCustomData xmlns:go="http://customooxmlschemas.google.com/" roundtripDataSignature="AMtx7mibGsOg2rHOSLxzJ3wD4x4CS1Y5zg==">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</go:docsCustomData>
+</go:gDocsCustomXmlDataStorage>
+</file>
+
+<file path=customXML/itemProps1.xml><?xml version="1.0" encoding="utf-8"?>
+<ds:datastoreItem xmlns:ds="http://schemas.openxmlformats.org/officeDocument/2006/customXml" ds:itemID="{11111111-1234-1234-1234-123412341234}">
+  <ds:schemaRefs>
+    <ds:schemaRef ds:uri="http://schemas.openxmlformats.org/officeDocument/2006/relationships"/>
+    <ds:schemaRef ds:uri="http://customooxmlschemas.google.com/"/>
+  </ds:schemaRefs>
+</ds:datastoreItem>
 </file>